--- a/python/07_딕셔너리와_집합/07_딕셔너리와_집합_교안.docx
+++ b/python/07_딕셔너리와_집합/07_딕셔너리와_집합_교안.docx
@@ -9458,627 +9458,13 @@
                 <w:rFonts w:ascii="Consolas" w:cs="Consolas" w:eastAsia="맑은 고딕" w:hAnsi="Consolas"/>
                 <w:b w:val="false"/>
                 <w:bCs w:val="false"/>
-                <w:i w:val="false"/>
-                <w:iCs w:val="false"/>
-                <w:color w:val="24292F"/>
-                <w:sz w:val="17"/>
-                <w:szCs w:val="17"/>
-              </w:rPr>
-              <w:t xml:space="preserve">count</w:t>
-            </w:r>
-            <w:r>
-              <w:rPr>
-                <w:rFonts w:ascii="Consolas" w:cs="Consolas" w:eastAsia="맑은 고딕" w:hAnsi="Consolas"/>
-                <w:b w:val="false"/>
-                <w:bCs w:val="false"/>
-                <w:i w:val="false"/>
-                <w:iCs w:val="false"/>
-                <w:color w:val="24292F"/>
-                <w:sz w:val="17"/>
-                <w:szCs w:val="17"/>
-              </w:rPr>
-              <w:t xml:space="preserve"> = {}</w:t>
-            </w:r>
-          </w:p>
-          <w:p>
-            <w:pPr>
-              <w:spacing w:after="0" w:line="252"/>
-            </w:pPr>
-            <w:r>
-              <w:rPr>
-                <w:rFonts w:ascii="Consolas" w:cs="Consolas" w:eastAsia="맑은 고딕" w:hAnsi="Consolas"/>
-                <w:color w:val="A0A0A0"/>
-                <w:sz w:val="17"/>
-                <w:szCs w:val="17"/>
-              </w:rPr>
-              <w:t xml:space="preserve"> 5  </w:t>
-            </w:r>
-            <w:r>
-              <w:rPr>
-                <w:rFonts w:ascii="Consolas" w:cs="Consolas" w:eastAsia="맑은 고딕" w:hAnsi="Consolas"/>
-                <w:b/>
-                <w:bCs/>
-                <w:i w:val="false"/>
-                <w:iCs w:val="false"/>
-                <w:color w:val="0033B3"/>
-                <w:sz w:val="17"/>
-                <w:szCs w:val="17"/>
-              </w:rPr>
-              <w:t xml:space="preserve">for</w:t>
-            </w:r>
-            <w:r>
-              <w:rPr>
-                <w:rFonts w:ascii="Consolas" w:cs="Consolas" w:eastAsia="맑은 고딕" w:hAnsi="Consolas"/>
-                <w:b w:val="false"/>
-                <w:bCs w:val="false"/>
-                <w:i w:val="false"/>
-                <w:iCs w:val="false"/>
-                <w:color w:val="24292F"/>
-                <w:sz w:val="17"/>
-                <w:szCs w:val="17"/>
-              </w:rPr>
-              <w:t xml:space="preserve"> </w:t>
-            </w:r>
-            <w:r>
-              <w:rPr>
-                <w:rFonts w:ascii="Consolas" w:cs="Consolas" w:eastAsia="맑은 고딕" w:hAnsi="Consolas"/>
-                <w:b w:val="false"/>
-                <w:bCs w:val="false"/>
-                <w:i w:val="false"/>
-                <w:iCs w:val="false"/>
-                <w:color w:val="24292F"/>
-                <w:sz w:val="17"/>
-                <w:szCs w:val="17"/>
-              </w:rPr>
-              <w:t xml:space="preserve">menu</w:t>
-            </w:r>
-            <w:r>
-              <w:rPr>
-                <w:rFonts w:ascii="Consolas" w:cs="Consolas" w:eastAsia="맑은 고딕" w:hAnsi="Consolas"/>
-                <w:b w:val="false"/>
-                <w:bCs w:val="false"/>
-                <w:i w:val="false"/>
-                <w:iCs w:val="false"/>
-                <w:color w:val="24292F"/>
-                <w:sz w:val="17"/>
-                <w:szCs w:val="17"/>
-              </w:rPr>
-              <w:t xml:space="preserve"> </w:t>
-            </w:r>
-            <w:r>
-              <w:rPr>
-                <w:rFonts w:ascii="Consolas" w:cs="Consolas" w:eastAsia="맑은 고딕" w:hAnsi="Consolas"/>
-                <w:b/>
-                <w:bCs/>
-                <w:i w:val="false"/>
-                <w:iCs w:val="false"/>
-                <w:color w:val="0033B3"/>
-                <w:sz w:val="17"/>
-                <w:szCs w:val="17"/>
-              </w:rPr>
-              <w:t xml:space="preserve">in</w:t>
-            </w:r>
-            <w:r>
-              <w:rPr>
-                <w:rFonts w:ascii="Consolas" w:cs="Consolas" w:eastAsia="맑은 고딕" w:hAnsi="Consolas"/>
-                <w:b w:val="false"/>
-                <w:bCs w:val="false"/>
-                <w:i w:val="false"/>
-                <w:iCs w:val="false"/>
-                <w:color w:val="24292F"/>
-                <w:sz w:val="17"/>
-                <w:szCs w:val="17"/>
-              </w:rPr>
-              <w:t xml:space="preserve"> </w:t>
-            </w:r>
-            <w:r>
-              <w:rPr>
-                <w:rFonts w:ascii="Consolas" w:cs="Consolas" w:eastAsia="맑은 고딕" w:hAnsi="Consolas"/>
-                <w:b w:val="false"/>
-                <w:bCs w:val="false"/>
-                <w:i w:val="false"/>
-                <w:iCs w:val="false"/>
-                <w:color w:val="24292F"/>
-                <w:sz w:val="17"/>
-                <w:szCs w:val="17"/>
-              </w:rPr>
-              <w:t xml:space="preserve">votes</w:t>
-            </w:r>
-            <w:r>
-              <w:rPr>
-                <w:rFonts w:ascii="Consolas" w:cs="Consolas" w:eastAsia="맑은 고딕" w:hAnsi="Consolas"/>
-                <w:b w:val="false"/>
-                <w:bCs w:val="false"/>
-                <w:i w:val="false"/>
-                <w:iCs w:val="false"/>
-                <w:color w:val="24292F"/>
-                <w:sz w:val="17"/>
-                <w:szCs w:val="17"/>
-              </w:rPr>
-              <w:t xml:space="preserve">:</w:t>
-            </w:r>
-          </w:p>
-          <w:p>
-            <w:pPr>
-              <w:spacing w:after="0" w:line="252"/>
-            </w:pPr>
-            <w:r>
-              <w:rPr>
-                <w:rFonts w:ascii="Consolas" w:cs="Consolas" w:eastAsia="맑은 고딕" w:hAnsi="Consolas"/>
-                <w:color w:val="A0A0A0"/>
-                <w:sz w:val="17"/>
-                <w:szCs w:val="17"/>
-              </w:rPr>
-              <w:t xml:space="preserve"> 6  </w:t>
-            </w:r>
-            <w:r>
-              <w:rPr>
-                <w:rFonts w:ascii="Consolas" w:cs="Consolas" w:eastAsia="맑은 고딕" w:hAnsi="Consolas"/>
-                <w:b w:val="false"/>
-                <w:bCs w:val="false"/>
-                <w:i w:val="false"/>
-                <w:iCs w:val="false"/>
-                <w:color w:val="24292F"/>
-                <w:sz w:val="17"/>
-                <w:szCs w:val="17"/>
-              </w:rPr>
-              <w:t xml:space="preserve">    </w:t>
-            </w:r>
-            <w:r>
-              <w:rPr>
-                <w:rFonts w:ascii="Consolas" w:cs="Consolas" w:eastAsia="맑은 고딕" w:hAnsi="Consolas"/>
-                <w:b/>
-                <w:bCs/>
-                <w:i w:val="false"/>
-                <w:iCs w:val="false"/>
-                <w:color w:val="0033B3"/>
-                <w:sz w:val="17"/>
-                <w:szCs w:val="17"/>
-              </w:rPr>
-              <w:t xml:space="preserve">if</w:t>
-            </w:r>
-            <w:r>
-              <w:rPr>
-                <w:rFonts w:ascii="Consolas" w:cs="Consolas" w:eastAsia="맑은 고딕" w:hAnsi="Consolas"/>
-                <w:b w:val="false"/>
-                <w:bCs w:val="false"/>
-                <w:i w:val="false"/>
-                <w:iCs w:val="false"/>
-                <w:color w:val="24292F"/>
-                <w:sz w:val="17"/>
-                <w:szCs w:val="17"/>
-              </w:rPr>
-              <w:t xml:space="preserve"> </w:t>
-            </w:r>
-            <w:r>
-              <w:rPr>
-                <w:rFonts w:ascii="Consolas" w:cs="Consolas" w:eastAsia="맑은 고딕" w:hAnsi="Consolas"/>
-                <w:b w:val="false"/>
-                <w:bCs w:val="false"/>
-                <w:i w:val="false"/>
-                <w:iCs w:val="false"/>
-                <w:color w:val="24292F"/>
-                <w:sz w:val="17"/>
-                <w:szCs w:val="17"/>
-              </w:rPr>
-              <w:t xml:space="preserve">menu</w:t>
-            </w:r>
-            <w:r>
-              <w:rPr>
-                <w:rFonts w:ascii="Consolas" w:cs="Consolas" w:eastAsia="맑은 고딕" w:hAnsi="Consolas"/>
-                <w:b w:val="false"/>
-                <w:bCs w:val="false"/>
-                <w:i w:val="false"/>
-                <w:iCs w:val="false"/>
-                <w:color w:val="24292F"/>
-                <w:sz w:val="17"/>
-                <w:szCs w:val="17"/>
-              </w:rPr>
-              <w:t xml:space="preserve"> </w:t>
-            </w:r>
-            <w:r>
-              <w:rPr>
-                <w:rFonts w:ascii="Consolas" w:cs="Consolas" w:eastAsia="맑은 고딕" w:hAnsi="Consolas"/>
-                <w:b/>
-                <w:bCs/>
-                <w:i w:val="false"/>
-                <w:iCs w:val="false"/>
-                <w:color w:val="0033B3"/>
-                <w:sz w:val="17"/>
-                <w:szCs w:val="17"/>
-              </w:rPr>
-              <w:t xml:space="preserve">in</w:t>
-            </w:r>
-            <w:r>
-              <w:rPr>
-                <w:rFonts w:ascii="Consolas" w:cs="Consolas" w:eastAsia="맑은 고딕" w:hAnsi="Consolas"/>
-                <w:b w:val="false"/>
-                <w:bCs w:val="false"/>
-                <w:i w:val="false"/>
-                <w:iCs w:val="false"/>
-                <w:color w:val="24292F"/>
-                <w:sz w:val="17"/>
-                <w:szCs w:val="17"/>
-              </w:rPr>
-              <w:t xml:space="preserve"> </w:t>
-            </w:r>
-            <w:r>
-              <w:rPr>
-                <w:rFonts w:ascii="Consolas" w:cs="Consolas" w:eastAsia="맑은 고딕" w:hAnsi="Consolas"/>
-                <w:b w:val="false"/>
-                <w:bCs w:val="false"/>
-                <w:i w:val="false"/>
-                <w:iCs w:val="false"/>
-                <w:color w:val="24292F"/>
-                <w:sz w:val="17"/>
-                <w:szCs w:val="17"/>
-              </w:rPr>
-              <w:t xml:space="preserve">count</w:t>
-            </w:r>
-            <w:r>
-              <w:rPr>
-                <w:rFonts w:ascii="Consolas" w:cs="Consolas" w:eastAsia="맑은 고딕" w:hAnsi="Consolas"/>
-                <w:b w:val="false"/>
-                <w:bCs w:val="false"/>
-                <w:i w:val="false"/>
-                <w:iCs w:val="false"/>
-                <w:color w:val="24292F"/>
-                <w:sz w:val="17"/>
-                <w:szCs w:val="17"/>
-              </w:rPr>
-              <w:t xml:space="preserve">:</w:t>
-            </w:r>
-          </w:p>
-          <w:p>
-            <w:pPr>
-              <w:spacing w:after="0" w:line="252"/>
-            </w:pPr>
-            <w:r>
-              <w:rPr>
-                <w:rFonts w:ascii="Consolas" w:cs="Consolas" w:eastAsia="맑은 고딕" w:hAnsi="Consolas"/>
-                <w:color w:val="A0A0A0"/>
-                <w:sz w:val="17"/>
-                <w:szCs w:val="17"/>
-              </w:rPr>
-              <w:t xml:space="preserve"> 7  </w:t>
-            </w:r>
-            <w:r>
-              <w:rPr>
-                <w:rFonts w:ascii="Consolas" w:cs="Consolas" w:eastAsia="맑은 고딕" w:hAnsi="Consolas"/>
-                <w:b w:val="false"/>
-                <w:bCs w:val="false"/>
-                <w:i w:val="false"/>
-                <w:iCs w:val="false"/>
-                <w:color w:val="24292F"/>
-                <w:sz w:val="17"/>
-                <w:szCs w:val="17"/>
-              </w:rPr>
-              <w:t xml:space="preserve">        </w:t>
-            </w:r>
-            <w:r>
-              <w:rPr>
-                <w:rFonts w:ascii="Consolas" w:cs="Consolas" w:eastAsia="맑은 고딕" w:hAnsi="Consolas"/>
-                <w:b w:val="false"/>
-                <w:bCs w:val="false"/>
-                <w:i w:val="false"/>
-                <w:iCs w:val="false"/>
-                <w:color w:val="24292F"/>
-                <w:sz w:val="17"/>
-                <w:szCs w:val="17"/>
-              </w:rPr>
-              <w:t xml:space="preserve">count</w:t>
-            </w:r>
-            <w:r>
-              <w:rPr>
-                <w:rFonts w:ascii="Consolas" w:cs="Consolas" w:eastAsia="맑은 고딕" w:hAnsi="Consolas"/>
-                <w:b w:val="false"/>
-                <w:bCs w:val="false"/>
-                <w:i w:val="false"/>
-                <w:iCs w:val="false"/>
-                <w:color w:val="24292F"/>
-                <w:sz w:val="17"/>
-                <w:szCs w:val="17"/>
-              </w:rPr>
-              <w:t xml:space="preserve">[</w:t>
-            </w:r>
-            <w:r>
-              <w:rPr>
-                <w:rFonts w:ascii="Consolas" w:cs="Consolas" w:eastAsia="맑은 고딕" w:hAnsi="Consolas"/>
-                <w:b w:val="false"/>
-                <w:bCs w:val="false"/>
-                <w:i w:val="false"/>
-                <w:iCs w:val="false"/>
-                <w:color w:val="24292F"/>
-                <w:sz w:val="17"/>
-                <w:szCs w:val="17"/>
-              </w:rPr>
-              <w:t xml:space="preserve">menu</w:t>
-            </w:r>
-            <w:r>
-              <w:rPr>
-                <w:rFonts w:ascii="Consolas" w:cs="Consolas" w:eastAsia="맑은 고딕" w:hAnsi="Consolas"/>
-                <w:b w:val="false"/>
-                <w:bCs w:val="false"/>
-                <w:i w:val="false"/>
-                <w:iCs w:val="false"/>
-                <w:color w:val="24292F"/>
-                <w:sz w:val="17"/>
-                <w:szCs w:val="17"/>
-              </w:rPr>
-              <w:t xml:space="preserve">] += </w:t>
-            </w:r>
-            <w:r>
-              <w:rPr>
-                <w:rFonts w:ascii="Consolas" w:cs="Consolas" w:eastAsia="맑은 고딕" w:hAnsi="Consolas"/>
-                <w:b w:val="false"/>
-                <w:bCs w:val="false"/>
-                <w:i w:val="false"/>
-                <w:iCs w:val="false"/>
-                <w:color w:val="098658"/>
-                <w:sz w:val="17"/>
-                <w:szCs w:val="17"/>
-              </w:rPr>
-              <w:t xml:space="preserve">1</w:t>
-            </w:r>
-          </w:p>
-          <w:p>
-            <w:pPr>
-              <w:spacing w:after="0" w:line="252"/>
-            </w:pPr>
-            <w:r>
-              <w:rPr>
-                <w:rFonts w:ascii="Consolas" w:cs="Consolas" w:eastAsia="맑은 고딕" w:hAnsi="Consolas"/>
-                <w:color w:val="A0A0A0"/>
-                <w:sz w:val="17"/>
-                <w:szCs w:val="17"/>
-              </w:rPr>
-              <w:t xml:space="preserve"> 8  </w:t>
-            </w:r>
-            <w:r>
-              <w:rPr>
-                <w:rFonts w:ascii="Consolas" w:cs="Consolas" w:eastAsia="맑은 고딕" w:hAnsi="Consolas"/>
-                <w:b w:val="false"/>
-                <w:bCs w:val="false"/>
-                <w:i w:val="false"/>
-                <w:iCs w:val="false"/>
-                <w:color w:val="24292F"/>
-                <w:sz w:val="17"/>
-                <w:szCs w:val="17"/>
-              </w:rPr>
-              <w:t xml:space="preserve">    </w:t>
-            </w:r>
-            <w:r>
-              <w:rPr>
-                <w:rFonts w:ascii="Consolas" w:cs="Consolas" w:eastAsia="맑은 고딕" w:hAnsi="Consolas"/>
-                <w:b/>
-                <w:bCs/>
-                <w:i w:val="false"/>
-                <w:iCs w:val="false"/>
-                <w:color w:val="0033B3"/>
-                <w:sz w:val="17"/>
-                <w:szCs w:val="17"/>
-              </w:rPr>
-              <w:t xml:space="preserve">else</w:t>
-            </w:r>
-            <w:r>
-              <w:rPr>
-                <w:rFonts w:ascii="Consolas" w:cs="Consolas" w:eastAsia="맑은 고딕" w:hAnsi="Consolas"/>
-                <w:b w:val="false"/>
-                <w:bCs w:val="false"/>
-                <w:i w:val="false"/>
-                <w:iCs w:val="false"/>
-                <w:color w:val="24292F"/>
-                <w:sz w:val="17"/>
-                <w:szCs w:val="17"/>
-              </w:rPr>
-              <w:t xml:space="preserve">:</w:t>
-            </w:r>
-          </w:p>
-          <w:p>
-            <w:pPr>
-              <w:spacing w:after="0" w:line="252"/>
-            </w:pPr>
-            <w:r>
-              <w:rPr>
-                <w:rFonts w:ascii="Consolas" w:cs="Consolas" w:eastAsia="맑은 고딕" w:hAnsi="Consolas"/>
-                <w:color w:val="A0A0A0"/>
-                <w:sz w:val="17"/>
-                <w:szCs w:val="17"/>
-              </w:rPr>
-              <w:t xml:space="preserve"> 9  </w:t>
-            </w:r>
-            <w:r>
-              <w:rPr>
-                <w:rFonts w:ascii="Consolas" w:cs="Consolas" w:eastAsia="맑은 고딕" w:hAnsi="Consolas"/>
-                <w:b w:val="false"/>
-                <w:bCs w:val="false"/>
-                <w:i w:val="false"/>
-                <w:iCs w:val="false"/>
-                <w:color w:val="24292F"/>
-                <w:sz w:val="17"/>
-                <w:szCs w:val="17"/>
-              </w:rPr>
-              <w:t xml:space="preserve">        </w:t>
-            </w:r>
-            <w:r>
-              <w:rPr>
-                <w:rFonts w:ascii="Consolas" w:cs="Consolas" w:eastAsia="맑은 고딕" w:hAnsi="Consolas"/>
-                <w:b w:val="false"/>
-                <w:bCs w:val="false"/>
-                <w:i w:val="false"/>
-                <w:iCs w:val="false"/>
-                <w:color w:val="24292F"/>
-                <w:sz w:val="17"/>
-                <w:szCs w:val="17"/>
-              </w:rPr>
-              <w:t xml:space="preserve">count</w:t>
-            </w:r>
-            <w:r>
-              <w:rPr>
-                <w:rFonts w:ascii="Consolas" w:cs="Consolas" w:eastAsia="맑은 고딕" w:hAnsi="Consolas"/>
-                <w:b w:val="false"/>
-                <w:bCs w:val="false"/>
-                <w:i w:val="false"/>
-                <w:iCs w:val="false"/>
-                <w:color w:val="24292F"/>
-                <w:sz w:val="17"/>
-                <w:szCs w:val="17"/>
-              </w:rPr>
-              <w:t xml:space="preserve">[</w:t>
-            </w:r>
-            <w:r>
-              <w:rPr>
-                <w:rFonts w:ascii="Consolas" w:cs="Consolas" w:eastAsia="맑은 고딕" w:hAnsi="Consolas"/>
-                <w:b w:val="false"/>
-                <w:bCs w:val="false"/>
-                <w:i w:val="false"/>
-                <w:iCs w:val="false"/>
-                <w:color w:val="24292F"/>
-                <w:sz w:val="17"/>
-                <w:szCs w:val="17"/>
-              </w:rPr>
-              <w:t xml:space="preserve">menu</w:t>
-            </w:r>
-            <w:r>
-              <w:rPr>
-                <w:rFonts w:ascii="Consolas" w:cs="Consolas" w:eastAsia="맑은 고딕" w:hAnsi="Consolas"/>
-                <w:b w:val="false"/>
-                <w:bCs w:val="false"/>
-                <w:i w:val="false"/>
-                <w:iCs w:val="false"/>
-                <w:color w:val="24292F"/>
-                <w:sz w:val="17"/>
-                <w:szCs w:val="17"/>
-              </w:rPr>
-              <w:t xml:space="preserve">] = </w:t>
-            </w:r>
-            <w:r>
-              <w:rPr>
-                <w:rFonts w:ascii="Consolas" w:cs="Consolas" w:eastAsia="맑은 고딕" w:hAnsi="Consolas"/>
-                <w:b w:val="false"/>
-                <w:bCs w:val="false"/>
-                <w:i w:val="false"/>
-                <w:iCs w:val="false"/>
-                <w:color w:val="098658"/>
-                <w:sz w:val="17"/>
-                <w:szCs w:val="17"/>
-              </w:rPr>
-              <w:t xml:space="preserve">1</w:t>
-            </w:r>
-          </w:p>
-          <w:p>
-            <w:pPr>
-              <w:spacing w:after="0" w:line="252"/>
-            </w:pPr>
-            <w:r>
-              <w:rPr>
-                <w:rFonts w:ascii="Consolas" w:cs="Consolas" w:eastAsia="맑은 고딕" w:hAnsi="Consolas"/>
-                <w:color w:val="A0A0A0"/>
-                <w:sz w:val="17"/>
-                <w:szCs w:val="17"/>
-              </w:rPr>
-              <w:t xml:space="preserve">10  </w:t>
-            </w:r>
-            <w:r>
-              <w:rPr>
-                <w:rFonts w:ascii="Consolas" w:cs="Consolas" w:eastAsia="맑은 고딕" w:hAnsi="Consolas"/>
-                <w:b w:val="false"/>
-                <w:bCs w:val="false"/>
-                <w:i w:val="false"/>
-                <w:iCs w:val="false"/>
-                <w:color w:val="795E26"/>
-                <w:sz w:val="17"/>
-                <w:szCs w:val="17"/>
-              </w:rPr>
-              <w:t xml:space="preserve">print</w:t>
-            </w:r>
-            <w:r>
-              <w:rPr>
-                <w:rFonts w:ascii="Consolas" w:cs="Consolas" w:eastAsia="맑은 고딕" w:hAnsi="Consolas"/>
-                <w:b w:val="false"/>
-                <w:bCs w:val="false"/>
-                <w:i w:val="false"/>
-                <w:iCs w:val="false"/>
-                <w:color w:val="24292F"/>
-                <w:sz w:val="17"/>
-                <w:szCs w:val="17"/>
-              </w:rPr>
-              <w:t xml:space="preserve">(</w:t>
-            </w:r>
-            <w:r>
-              <w:rPr>
-                <w:rFonts w:ascii="Consolas" w:cs="Consolas" w:eastAsia="맑은 고딕" w:hAnsi="Consolas"/>
-                <w:b w:val="false"/>
-                <w:bCs w:val="false"/>
-                <w:i w:val="false"/>
-                <w:iCs w:val="false"/>
-                <w:color w:val="24292F"/>
-                <w:sz w:val="17"/>
-                <w:szCs w:val="17"/>
-              </w:rPr>
-              <w:t xml:space="preserve">count</w:t>
-            </w:r>
-            <w:r>
-              <w:rPr>
-                <w:rFonts w:ascii="Consolas" w:cs="Consolas" w:eastAsia="맑은 고딕" w:hAnsi="Consolas"/>
-                <w:b w:val="false"/>
-                <w:bCs w:val="false"/>
-                <w:i w:val="false"/>
-                <w:iCs w:val="false"/>
-                <w:color w:val="24292F"/>
-                <w:sz w:val="17"/>
-                <w:szCs w:val="17"/>
-              </w:rPr>
-              <w:t xml:space="preserve">)</w:t>
-            </w:r>
-          </w:p>
-          <w:p>
-            <w:pPr>
-              <w:spacing w:after="0" w:line="252"/>
-            </w:pPr>
-            <w:r>
-              <w:rPr>
-                <w:rFonts w:ascii="Consolas" w:cs="Consolas" w:eastAsia="맑은 고딕" w:hAnsi="Consolas"/>
-                <w:color w:val="A0A0A0"/>
-                <w:sz w:val="17"/>
-                <w:szCs w:val="17"/>
-              </w:rPr>
-              <w:t xml:space="preserve">11  </w:t>
-            </w:r>
-            <w:r>
-              <w:rPr>
-                <w:rFonts w:ascii="Consolas" w:cs="Consolas" w:eastAsia="맑은 고딕" w:hAnsi="Consolas"/>
-                <w:sz w:val="17"/>
-                <w:szCs w:val="17"/>
-              </w:rPr>
-              <w:t xml:space="preserve"> </w:t>
-            </w:r>
-          </w:p>
-          <w:p>
-            <w:pPr>
-              <w:spacing w:after="0" w:line="252"/>
-            </w:pPr>
-            <w:r>
-              <w:rPr>
-                <w:rFonts w:ascii="Consolas" w:cs="Consolas" w:eastAsia="맑은 고딕" w:hAnsi="Consolas"/>
-                <w:color w:val="A0A0A0"/>
-                <w:sz w:val="17"/>
-                <w:szCs w:val="17"/>
-              </w:rPr>
-              <w:t xml:space="preserve">12  </w:t>
-            </w:r>
-            <w:r>
-              <w:rPr>
-                <w:rFonts w:ascii="Consolas" w:cs="Consolas" w:eastAsia="맑은 고딕" w:hAnsi="Consolas"/>
-                <w:b w:val="false"/>
-                <w:bCs w:val="false"/>
                 <w:i/>
                 <w:iCs/>
                 <w:color w:val="6A9955"/>
                 <w:sz w:val="17"/>
                 <w:szCs w:val="17"/>
               </w:rPr>
-              <w:t xml:space="preserve"># get 을 쓰면 더 짧게</w:t>
+              <w:t xml:space="preserve"># 메뉴 이름을 키, 표 수를 값으로 담을 빈 사전</w:t>
             </w:r>
           </w:p>
           <w:p>
@@ -10092,20 +9478,20 @@
                 <w:sz w:val="17"/>
                 <w:szCs w:val="17"/>
               </w:rPr>
-              <w:t xml:space="preserve">13  </w:t>
-            </w:r>
-            <w:r>
-              <w:rPr>
-                <w:rFonts w:ascii="Consolas" w:cs="Consolas" w:eastAsia="맑은 고딕" w:hAnsi="Consolas"/>
-                <w:b w:val="false"/>
-                <w:bCs w:val="false"/>
-                <w:i w:val="false"/>
-                <w:iCs w:val="false"/>
-                <w:color w:val="24292F"/>
-                <w:sz w:val="17"/>
-                <w:szCs w:val="17"/>
-              </w:rPr>
-              <w:t xml:space="preserve">count2</w:t>
+              <w:t xml:space="preserve"> 5  </w:t>
+            </w:r>
+            <w:r>
+              <w:rPr>
+                <w:rFonts w:ascii="Consolas" w:cs="Consolas" w:eastAsia="맑은 고딕" w:hAnsi="Consolas"/>
+                <w:b w:val="false"/>
+                <w:bCs w:val="false"/>
+                <w:i w:val="false"/>
+                <w:iCs w:val="false"/>
+                <w:color w:val="24292F"/>
+                <w:sz w:val="17"/>
+                <w:szCs w:val="17"/>
+              </w:rPr>
+              <w:t xml:space="preserve">count</w:t>
             </w:r>
             <w:r>
               <w:rPr>
@@ -10132,7 +9518,7 @@
                 <w:sz w:val="17"/>
                 <w:szCs w:val="17"/>
               </w:rPr>
-              <w:t xml:space="preserve">14  </w:t>
+              <w:t xml:space="preserve"> 6  </w:t>
             </w:r>
             <w:r>
               <w:rPr>
@@ -10250,7 +9636,7 @@
                 <w:sz w:val="17"/>
                 <w:szCs w:val="17"/>
               </w:rPr>
-              <w:t xml:space="preserve">15  </w:t>
+              <w:t xml:space="preserve"> 7  </w:t>
             </w:r>
             <w:r>
               <w:rPr>
@@ -10264,433 +9650,6 @@
                 <w:szCs w:val="17"/>
               </w:rPr>
               <w:t xml:space="preserve">    </w:t>
-            </w:r>
-            <w:r>
-              <w:rPr>
-                <w:rFonts w:ascii="Consolas" w:cs="Consolas" w:eastAsia="맑은 고딕" w:hAnsi="Consolas"/>
-                <w:b w:val="false"/>
-                <w:bCs w:val="false"/>
-                <w:i w:val="false"/>
-                <w:iCs w:val="false"/>
-                <w:color w:val="24292F"/>
-                <w:sz w:val="17"/>
-                <w:szCs w:val="17"/>
-              </w:rPr>
-              <w:t xml:space="preserve">count2</w:t>
-            </w:r>
-            <w:r>
-              <w:rPr>
-                <w:rFonts w:ascii="Consolas" w:cs="Consolas" w:eastAsia="맑은 고딕" w:hAnsi="Consolas"/>
-                <w:b w:val="false"/>
-                <w:bCs w:val="false"/>
-                <w:i w:val="false"/>
-                <w:iCs w:val="false"/>
-                <w:color w:val="24292F"/>
-                <w:sz w:val="17"/>
-                <w:szCs w:val="17"/>
-              </w:rPr>
-              <w:t xml:space="preserve">[</w:t>
-            </w:r>
-            <w:r>
-              <w:rPr>
-                <w:rFonts w:ascii="Consolas" w:cs="Consolas" w:eastAsia="맑은 고딕" w:hAnsi="Consolas"/>
-                <w:b w:val="false"/>
-                <w:bCs w:val="false"/>
-                <w:i w:val="false"/>
-                <w:iCs w:val="false"/>
-                <w:color w:val="24292F"/>
-                <w:sz w:val="17"/>
-                <w:szCs w:val="17"/>
-              </w:rPr>
-              <w:t xml:space="preserve">menu</w:t>
-            </w:r>
-            <w:r>
-              <w:rPr>
-                <w:rFonts w:ascii="Consolas" w:cs="Consolas" w:eastAsia="맑은 고딕" w:hAnsi="Consolas"/>
-                <w:b w:val="false"/>
-                <w:bCs w:val="false"/>
-                <w:i w:val="false"/>
-                <w:iCs w:val="false"/>
-                <w:color w:val="24292F"/>
-                <w:sz w:val="17"/>
-                <w:szCs w:val="17"/>
-              </w:rPr>
-              <w:t xml:space="preserve">] = </w:t>
-            </w:r>
-            <w:r>
-              <w:rPr>
-                <w:rFonts w:ascii="Consolas" w:cs="Consolas" w:eastAsia="맑은 고딕" w:hAnsi="Consolas"/>
-                <w:b w:val="false"/>
-                <w:bCs w:val="false"/>
-                <w:i w:val="false"/>
-                <w:iCs w:val="false"/>
-                <w:color w:val="24292F"/>
-                <w:sz w:val="17"/>
-                <w:szCs w:val="17"/>
-              </w:rPr>
-              <w:t xml:space="preserve">count2</w:t>
-            </w:r>
-            <w:r>
-              <w:rPr>
-                <w:rFonts w:ascii="Consolas" w:cs="Consolas" w:eastAsia="맑은 고딕" w:hAnsi="Consolas"/>
-                <w:b w:val="false"/>
-                <w:bCs w:val="false"/>
-                <w:i w:val="false"/>
-                <w:iCs w:val="false"/>
-                <w:color w:val="24292F"/>
-                <w:sz w:val="17"/>
-                <w:szCs w:val="17"/>
-              </w:rPr>
-              <w:t xml:space="preserve">.</w:t>
-            </w:r>
-            <w:r>
-              <w:rPr>
-                <w:rFonts w:ascii="Consolas" w:cs="Consolas" w:eastAsia="맑은 고딕" w:hAnsi="Consolas"/>
-                <w:b w:val="false"/>
-                <w:bCs w:val="false"/>
-                <w:i w:val="false"/>
-                <w:iCs w:val="false"/>
-                <w:color w:val="24292F"/>
-                <w:sz w:val="17"/>
-                <w:szCs w:val="17"/>
-              </w:rPr>
-              <w:t xml:space="preserve">get</w:t>
-            </w:r>
-            <w:r>
-              <w:rPr>
-                <w:rFonts w:ascii="Consolas" w:cs="Consolas" w:eastAsia="맑은 고딕" w:hAnsi="Consolas"/>
-                <w:b w:val="false"/>
-                <w:bCs w:val="false"/>
-                <w:i w:val="false"/>
-                <w:iCs w:val="false"/>
-                <w:color w:val="24292F"/>
-                <w:sz w:val="17"/>
-                <w:szCs w:val="17"/>
-              </w:rPr>
-              <w:t xml:space="preserve">(</w:t>
-            </w:r>
-            <w:r>
-              <w:rPr>
-                <w:rFonts w:ascii="Consolas" w:cs="Consolas" w:eastAsia="맑은 고딕" w:hAnsi="Consolas"/>
-                <w:b w:val="false"/>
-                <w:bCs w:val="false"/>
-                <w:i w:val="false"/>
-                <w:iCs w:val="false"/>
-                <w:color w:val="24292F"/>
-                <w:sz w:val="17"/>
-                <w:szCs w:val="17"/>
-              </w:rPr>
-              <w:t xml:space="preserve">menu</w:t>
-            </w:r>
-            <w:r>
-              <w:rPr>
-                <w:rFonts w:ascii="Consolas" w:cs="Consolas" w:eastAsia="맑은 고딕" w:hAnsi="Consolas"/>
-                <w:b w:val="false"/>
-                <w:bCs w:val="false"/>
-                <w:i w:val="false"/>
-                <w:iCs w:val="false"/>
-                <w:color w:val="24292F"/>
-                <w:sz w:val="17"/>
-                <w:szCs w:val="17"/>
-              </w:rPr>
-              <w:t xml:space="preserve">, </w:t>
-            </w:r>
-            <w:r>
-              <w:rPr>
-                <w:rFonts w:ascii="Consolas" w:cs="Consolas" w:eastAsia="맑은 고딕" w:hAnsi="Consolas"/>
-                <w:b w:val="false"/>
-                <w:bCs w:val="false"/>
-                <w:i w:val="false"/>
-                <w:iCs w:val="false"/>
-                <w:color w:val="098658"/>
-                <w:sz w:val="17"/>
-                <w:szCs w:val="17"/>
-              </w:rPr>
-              <w:t xml:space="preserve">0</w:t>
-            </w:r>
-            <w:r>
-              <w:rPr>
-                <w:rFonts w:ascii="Consolas" w:cs="Consolas" w:eastAsia="맑은 고딕" w:hAnsi="Consolas"/>
-                <w:b w:val="false"/>
-                <w:bCs w:val="false"/>
-                <w:i w:val="false"/>
-                <w:iCs w:val="false"/>
-                <w:color w:val="24292F"/>
-                <w:sz w:val="17"/>
-                <w:szCs w:val="17"/>
-              </w:rPr>
-              <w:t xml:space="preserve">) + </w:t>
-            </w:r>
-            <w:r>
-              <w:rPr>
-                <w:rFonts w:ascii="Consolas" w:cs="Consolas" w:eastAsia="맑은 고딕" w:hAnsi="Consolas"/>
-                <w:b w:val="false"/>
-                <w:bCs w:val="false"/>
-                <w:i w:val="false"/>
-                <w:iCs w:val="false"/>
-                <w:color w:val="098658"/>
-                <w:sz w:val="17"/>
-                <w:szCs w:val="17"/>
-              </w:rPr>
-              <w:t xml:space="preserve">1</w:t>
-            </w:r>
-          </w:p>
-          <w:p>
-            <w:pPr>
-              <w:spacing w:after="0" w:line="252"/>
-            </w:pPr>
-            <w:r>
-              <w:rPr>
-                <w:rFonts w:ascii="Consolas" w:cs="Consolas" w:eastAsia="맑은 고딕" w:hAnsi="Consolas"/>
-                <w:color w:val="A0A0A0"/>
-                <w:sz w:val="17"/>
-                <w:szCs w:val="17"/>
-              </w:rPr>
-              <w:t xml:space="preserve">16  </w:t>
-            </w:r>
-            <w:r>
-              <w:rPr>
-                <w:rFonts w:ascii="Consolas" w:cs="Consolas" w:eastAsia="맑은 고딕" w:hAnsi="Consolas"/>
-                <w:b w:val="false"/>
-                <w:bCs w:val="false"/>
-                <w:i w:val="false"/>
-                <w:iCs w:val="false"/>
-                <w:color w:val="795E26"/>
-                <w:sz w:val="17"/>
-                <w:szCs w:val="17"/>
-              </w:rPr>
-              <w:t xml:space="preserve">print</w:t>
-            </w:r>
-            <w:r>
-              <w:rPr>
-                <w:rFonts w:ascii="Consolas" w:cs="Consolas" w:eastAsia="맑은 고딕" w:hAnsi="Consolas"/>
-                <w:b w:val="false"/>
-                <w:bCs w:val="false"/>
-                <w:i w:val="false"/>
-                <w:iCs w:val="false"/>
-                <w:color w:val="24292F"/>
-                <w:sz w:val="17"/>
-                <w:szCs w:val="17"/>
-              </w:rPr>
-              <w:t xml:space="preserve">(</w:t>
-            </w:r>
-            <w:r>
-              <w:rPr>
-                <w:rFonts w:ascii="Consolas" w:cs="Consolas" w:eastAsia="맑은 고딕" w:hAnsi="Consolas"/>
-                <w:b w:val="false"/>
-                <w:bCs w:val="false"/>
-                <w:i w:val="false"/>
-                <w:iCs w:val="false"/>
-                <w:color w:val="24292F"/>
-                <w:sz w:val="17"/>
-                <w:szCs w:val="17"/>
-              </w:rPr>
-              <w:t xml:space="preserve">count2</w:t>
-            </w:r>
-            <w:r>
-              <w:rPr>
-                <w:rFonts w:ascii="Consolas" w:cs="Consolas" w:eastAsia="맑은 고딕" w:hAnsi="Consolas"/>
-                <w:b w:val="false"/>
-                <w:bCs w:val="false"/>
-                <w:i w:val="false"/>
-                <w:iCs w:val="false"/>
-                <w:color w:val="24292F"/>
-                <w:sz w:val="17"/>
-                <w:szCs w:val="17"/>
-              </w:rPr>
-              <w:t xml:space="preserve">)</w:t>
-            </w:r>
-          </w:p>
-          <w:p>
-            <w:pPr>
-              <w:spacing w:after="0" w:line="252"/>
-            </w:pPr>
-            <w:r>
-              <w:rPr>
-                <w:rFonts w:ascii="Consolas" w:cs="Consolas" w:eastAsia="맑은 고딕" w:hAnsi="Consolas"/>
-                <w:color w:val="A0A0A0"/>
-                <w:sz w:val="17"/>
-                <w:szCs w:val="17"/>
-              </w:rPr>
-              <w:t xml:space="preserve">17  </w:t>
-            </w:r>
-            <w:r>
-              <w:rPr>
-                <w:rFonts w:ascii="Consolas" w:cs="Consolas" w:eastAsia="맑은 고딕" w:hAnsi="Consolas"/>
-                <w:sz w:val="17"/>
-                <w:szCs w:val="17"/>
-              </w:rPr>
-              <w:t xml:space="preserve"> </w:t>
-            </w:r>
-          </w:p>
-          <w:p>
-            <w:pPr>
-              <w:spacing w:after="0" w:line="252"/>
-            </w:pPr>
-            <w:r>
-              <w:rPr>
-                <w:rFonts w:ascii="Consolas" w:cs="Consolas" w:eastAsia="맑은 고딕" w:hAnsi="Consolas"/>
-                <w:color w:val="A0A0A0"/>
-                <w:sz w:val="17"/>
-                <w:szCs w:val="17"/>
-              </w:rPr>
-              <w:t xml:space="preserve">18  </w:t>
-            </w:r>
-            <w:r>
-              <w:rPr>
-                <w:rFonts w:ascii="Consolas" w:cs="Consolas" w:eastAsia="맑은 고딕" w:hAnsi="Consolas"/>
-                <w:b w:val="false"/>
-                <w:bCs w:val="false"/>
-                <w:i w:val="false"/>
-                <w:iCs w:val="false"/>
-                <w:color w:val="24292F"/>
-                <w:sz w:val="17"/>
-                <w:szCs w:val="17"/>
-              </w:rPr>
-              <w:t xml:space="preserve">best</w:t>
-            </w:r>
-            <w:r>
-              <w:rPr>
-                <w:rFonts w:ascii="Consolas" w:cs="Consolas" w:eastAsia="맑은 고딕" w:hAnsi="Consolas"/>
-                <w:b w:val="false"/>
-                <w:bCs w:val="false"/>
-                <w:i w:val="false"/>
-                <w:iCs w:val="false"/>
-                <w:color w:val="24292F"/>
-                <w:sz w:val="17"/>
-                <w:szCs w:val="17"/>
-              </w:rPr>
-              <w:t xml:space="preserve"> = </w:t>
-            </w:r>
-            <w:r>
-              <w:rPr>
-                <w:rFonts w:ascii="Consolas" w:cs="Consolas" w:eastAsia="맑은 고딕" w:hAnsi="Consolas"/>
-                <w:b w:val="false"/>
-                <w:bCs w:val="false"/>
-                <w:i w:val="false"/>
-                <w:iCs w:val="false"/>
-                <w:color w:val="795E26"/>
-                <w:sz w:val="17"/>
-                <w:szCs w:val="17"/>
-              </w:rPr>
-              <w:t xml:space="preserve">max</w:t>
-            </w:r>
-            <w:r>
-              <w:rPr>
-                <w:rFonts w:ascii="Consolas" w:cs="Consolas" w:eastAsia="맑은 고딕" w:hAnsi="Consolas"/>
-                <w:b w:val="false"/>
-                <w:bCs w:val="false"/>
-                <w:i w:val="false"/>
-                <w:iCs w:val="false"/>
-                <w:color w:val="24292F"/>
-                <w:sz w:val="17"/>
-                <w:szCs w:val="17"/>
-              </w:rPr>
-              <w:t xml:space="preserve">(</w:t>
-            </w:r>
-            <w:r>
-              <w:rPr>
-                <w:rFonts w:ascii="Consolas" w:cs="Consolas" w:eastAsia="맑은 고딕" w:hAnsi="Consolas"/>
-                <w:b w:val="false"/>
-                <w:bCs w:val="false"/>
-                <w:i w:val="false"/>
-                <w:iCs w:val="false"/>
-                <w:color w:val="24292F"/>
-                <w:sz w:val="17"/>
-                <w:szCs w:val="17"/>
-              </w:rPr>
-              <w:t xml:space="preserve">count</w:t>
-            </w:r>
-            <w:r>
-              <w:rPr>
-                <w:rFonts w:ascii="Consolas" w:cs="Consolas" w:eastAsia="맑은 고딕" w:hAnsi="Consolas"/>
-                <w:b w:val="false"/>
-                <w:bCs w:val="false"/>
-                <w:i w:val="false"/>
-                <w:iCs w:val="false"/>
-                <w:color w:val="24292F"/>
-                <w:sz w:val="17"/>
-                <w:szCs w:val="17"/>
-              </w:rPr>
-              <w:t xml:space="preserve">, </w:t>
-            </w:r>
-            <w:r>
-              <w:rPr>
-                <w:rFonts w:ascii="Consolas" w:cs="Consolas" w:eastAsia="맑은 고딕" w:hAnsi="Consolas"/>
-                <w:b w:val="false"/>
-                <w:bCs w:val="false"/>
-                <w:i w:val="false"/>
-                <w:iCs w:val="false"/>
-                <w:color w:val="24292F"/>
-                <w:sz w:val="17"/>
-                <w:szCs w:val="17"/>
-              </w:rPr>
-              <w:t xml:space="preserve">key</w:t>
-            </w:r>
-            <w:r>
-              <w:rPr>
-                <w:rFonts w:ascii="Consolas" w:cs="Consolas" w:eastAsia="맑은 고딕" w:hAnsi="Consolas"/>
-                <w:b w:val="false"/>
-                <w:bCs w:val="false"/>
-                <w:i w:val="false"/>
-                <w:iCs w:val="false"/>
-                <w:color w:val="24292F"/>
-                <w:sz w:val="17"/>
-                <w:szCs w:val="17"/>
-              </w:rPr>
-              <w:t xml:space="preserve">=</w:t>
-            </w:r>
-            <w:r>
-              <w:rPr>
-                <w:rFonts w:ascii="Consolas" w:cs="Consolas" w:eastAsia="맑은 고딕" w:hAnsi="Consolas"/>
-                <w:b w:val="false"/>
-                <w:bCs w:val="false"/>
-                <w:i w:val="false"/>
-                <w:iCs w:val="false"/>
-                <w:color w:val="24292F"/>
-                <w:sz w:val="17"/>
-                <w:szCs w:val="17"/>
-              </w:rPr>
-              <w:t xml:space="preserve">count</w:t>
-            </w:r>
-            <w:r>
-              <w:rPr>
-                <w:rFonts w:ascii="Consolas" w:cs="Consolas" w:eastAsia="맑은 고딕" w:hAnsi="Consolas"/>
-                <w:b w:val="false"/>
-                <w:bCs w:val="false"/>
-                <w:i w:val="false"/>
-                <w:iCs w:val="false"/>
-                <w:color w:val="24292F"/>
-                <w:sz w:val="17"/>
-                <w:szCs w:val="17"/>
-              </w:rPr>
-              <w:t xml:space="preserve">.</w:t>
-            </w:r>
-            <w:r>
-              <w:rPr>
-                <w:rFonts w:ascii="Consolas" w:cs="Consolas" w:eastAsia="맑은 고딕" w:hAnsi="Consolas"/>
-                <w:b w:val="false"/>
-                <w:bCs w:val="false"/>
-                <w:i w:val="false"/>
-                <w:iCs w:val="false"/>
-                <w:color w:val="24292F"/>
-                <w:sz w:val="17"/>
-                <w:szCs w:val="17"/>
-              </w:rPr>
-              <w:t xml:space="preserve">get</w:t>
-            </w:r>
-            <w:r>
-              <w:rPr>
-                <w:rFonts w:ascii="Consolas" w:cs="Consolas" w:eastAsia="맑은 고딕" w:hAnsi="Consolas"/>
-                <w:b w:val="false"/>
-                <w:bCs w:val="false"/>
-                <w:i w:val="false"/>
-                <w:iCs w:val="false"/>
-                <w:color w:val="24292F"/>
-                <w:sz w:val="17"/>
-                <w:szCs w:val="17"/>
-              </w:rPr>
-              <w:t xml:space="preserve">)      </w:t>
             </w:r>
             <w:r>
               <w:rPr>
@@ -10703,6 +9662,1154 @@
                 <w:sz w:val="17"/>
                 <w:szCs w:val="17"/>
               </w:rPr>
+              <w:t xml:space="preserve"># 이미 있는 메뉴면 1 더하고, 처음 나온 메뉴면 1 로 시작</w:t>
+            </w:r>
+          </w:p>
+          <w:p>
+            <w:pPr>
+              <w:spacing w:after="0" w:line="252"/>
+            </w:pPr>
+            <w:r>
+              <w:rPr>
+                <w:rFonts w:ascii="Consolas" w:cs="Consolas" w:eastAsia="맑은 고딕" w:hAnsi="Consolas"/>
+                <w:color w:val="A0A0A0"/>
+                <w:sz w:val="17"/>
+                <w:szCs w:val="17"/>
+              </w:rPr>
+              <w:t xml:space="preserve"> 8  </w:t>
+            </w:r>
+            <w:r>
+              <w:rPr>
+                <w:rFonts w:ascii="Consolas" w:cs="Consolas" w:eastAsia="맑은 고딕" w:hAnsi="Consolas"/>
+                <w:b w:val="false"/>
+                <w:bCs w:val="false"/>
+                <w:i w:val="false"/>
+                <w:iCs w:val="false"/>
+                <w:color w:val="24292F"/>
+                <w:sz w:val="17"/>
+                <w:szCs w:val="17"/>
+              </w:rPr>
+              <w:t xml:space="preserve">    </w:t>
+            </w:r>
+            <w:r>
+              <w:rPr>
+                <w:rFonts w:ascii="Consolas" w:cs="Consolas" w:eastAsia="맑은 고딕" w:hAnsi="Consolas"/>
+                <w:b/>
+                <w:bCs/>
+                <w:i w:val="false"/>
+                <w:iCs w:val="false"/>
+                <w:color w:val="0033B3"/>
+                <w:sz w:val="17"/>
+                <w:szCs w:val="17"/>
+              </w:rPr>
+              <w:t xml:space="preserve">if</w:t>
+            </w:r>
+            <w:r>
+              <w:rPr>
+                <w:rFonts w:ascii="Consolas" w:cs="Consolas" w:eastAsia="맑은 고딕" w:hAnsi="Consolas"/>
+                <w:b w:val="false"/>
+                <w:bCs w:val="false"/>
+                <w:i w:val="false"/>
+                <w:iCs w:val="false"/>
+                <w:color w:val="24292F"/>
+                <w:sz w:val="17"/>
+                <w:szCs w:val="17"/>
+              </w:rPr>
+              <w:t xml:space="preserve"> </w:t>
+            </w:r>
+            <w:r>
+              <w:rPr>
+                <w:rFonts w:ascii="Consolas" w:cs="Consolas" w:eastAsia="맑은 고딕" w:hAnsi="Consolas"/>
+                <w:b w:val="false"/>
+                <w:bCs w:val="false"/>
+                <w:i w:val="false"/>
+                <w:iCs w:val="false"/>
+                <w:color w:val="24292F"/>
+                <w:sz w:val="17"/>
+                <w:szCs w:val="17"/>
+              </w:rPr>
+              <w:t xml:space="preserve">menu</w:t>
+            </w:r>
+            <w:r>
+              <w:rPr>
+                <w:rFonts w:ascii="Consolas" w:cs="Consolas" w:eastAsia="맑은 고딕" w:hAnsi="Consolas"/>
+                <w:b w:val="false"/>
+                <w:bCs w:val="false"/>
+                <w:i w:val="false"/>
+                <w:iCs w:val="false"/>
+                <w:color w:val="24292F"/>
+                <w:sz w:val="17"/>
+                <w:szCs w:val="17"/>
+              </w:rPr>
+              <w:t xml:space="preserve"> </w:t>
+            </w:r>
+            <w:r>
+              <w:rPr>
+                <w:rFonts w:ascii="Consolas" w:cs="Consolas" w:eastAsia="맑은 고딕" w:hAnsi="Consolas"/>
+                <w:b/>
+                <w:bCs/>
+                <w:i w:val="false"/>
+                <w:iCs w:val="false"/>
+                <w:color w:val="0033B3"/>
+                <w:sz w:val="17"/>
+                <w:szCs w:val="17"/>
+              </w:rPr>
+              <w:t xml:space="preserve">in</w:t>
+            </w:r>
+            <w:r>
+              <w:rPr>
+                <w:rFonts w:ascii="Consolas" w:cs="Consolas" w:eastAsia="맑은 고딕" w:hAnsi="Consolas"/>
+                <w:b w:val="false"/>
+                <w:bCs w:val="false"/>
+                <w:i w:val="false"/>
+                <w:iCs w:val="false"/>
+                <w:color w:val="24292F"/>
+                <w:sz w:val="17"/>
+                <w:szCs w:val="17"/>
+              </w:rPr>
+              <w:t xml:space="preserve"> </w:t>
+            </w:r>
+            <w:r>
+              <w:rPr>
+                <w:rFonts w:ascii="Consolas" w:cs="Consolas" w:eastAsia="맑은 고딕" w:hAnsi="Consolas"/>
+                <w:b w:val="false"/>
+                <w:bCs w:val="false"/>
+                <w:i w:val="false"/>
+                <w:iCs w:val="false"/>
+                <w:color w:val="24292F"/>
+                <w:sz w:val="17"/>
+                <w:szCs w:val="17"/>
+              </w:rPr>
+              <w:t xml:space="preserve">count</w:t>
+            </w:r>
+            <w:r>
+              <w:rPr>
+                <w:rFonts w:ascii="Consolas" w:cs="Consolas" w:eastAsia="맑은 고딕" w:hAnsi="Consolas"/>
+                <w:b w:val="false"/>
+                <w:bCs w:val="false"/>
+                <w:i w:val="false"/>
+                <w:iCs w:val="false"/>
+                <w:color w:val="24292F"/>
+                <w:sz w:val="17"/>
+                <w:szCs w:val="17"/>
+              </w:rPr>
+              <w:t xml:space="preserve">:</w:t>
+            </w:r>
+          </w:p>
+          <w:p>
+            <w:pPr>
+              <w:spacing w:after="0" w:line="252"/>
+            </w:pPr>
+            <w:r>
+              <w:rPr>
+                <w:rFonts w:ascii="Consolas" w:cs="Consolas" w:eastAsia="맑은 고딕" w:hAnsi="Consolas"/>
+                <w:color w:val="A0A0A0"/>
+                <w:sz w:val="17"/>
+                <w:szCs w:val="17"/>
+              </w:rPr>
+              <w:t xml:space="preserve"> 9  </w:t>
+            </w:r>
+            <w:r>
+              <w:rPr>
+                <w:rFonts w:ascii="Consolas" w:cs="Consolas" w:eastAsia="맑은 고딕" w:hAnsi="Consolas"/>
+                <w:b w:val="false"/>
+                <w:bCs w:val="false"/>
+                <w:i w:val="false"/>
+                <w:iCs w:val="false"/>
+                <w:color w:val="24292F"/>
+                <w:sz w:val="17"/>
+                <w:szCs w:val="17"/>
+              </w:rPr>
+              <w:t xml:space="preserve">        </w:t>
+            </w:r>
+            <w:r>
+              <w:rPr>
+                <w:rFonts w:ascii="Consolas" w:cs="Consolas" w:eastAsia="맑은 고딕" w:hAnsi="Consolas"/>
+                <w:b w:val="false"/>
+                <w:bCs w:val="false"/>
+                <w:i w:val="false"/>
+                <w:iCs w:val="false"/>
+                <w:color w:val="24292F"/>
+                <w:sz w:val="17"/>
+                <w:szCs w:val="17"/>
+              </w:rPr>
+              <w:t xml:space="preserve">count</w:t>
+            </w:r>
+            <w:r>
+              <w:rPr>
+                <w:rFonts w:ascii="Consolas" w:cs="Consolas" w:eastAsia="맑은 고딕" w:hAnsi="Consolas"/>
+                <w:b w:val="false"/>
+                <w:bCs w:val="false"/>
+                <w:i w:val="false"/>
+                <w:iCs w:val="false"/>
+                <w:color w:val="24292F"/>
+                <w:sz w:val="17"/>
+                <w:szCs w:val="17"/>
+              </w:rPr>
+              <w:t xml:space="preserve">[</w:t>
+            </w:r>
+            <w:r>
+              <w:rPr>
+                <w:rFonts w:ascii="Consolas" w:cs="Consolas" w:eastAsia="맑은 고딕" w:hAnsi="Consolas"/>
+                <w:b w:val="false"/>
+                <w:bCs w:val="false"/>
+                <w:i w:val="false"/>
+                <w:iCs w:val="false"/>
+                <w:color w:val="24292F"/>
+                <w:sz w:val="17"/>
+                <w:szCs w:val="17"/>
+              </w:rPr>
+              <w:t xml:space="preserve">menu</w:t>
+            </w:r>
+            <w:r>
+              <w:rPr>
+                <w:rFonts w:ascii="Consolas" w:cs="Consolas" w:eastAsia="맑은 고딕" w:hAnsi="Consolas"/>
+                <w:b w:val="false"/>
+                <w:bCs w:val="false"/>
+                <w:i w:val="false"/>
+                <w:iCs w:val="false"/>
+                <w:color w:val="24292F"/>
+                <w:sz w:val="17"/>
+                <w:szCs w:val="17"/>
+              </w:rPr>
+              <w:t xml:space="preserve">] += </w:t>
+            </w:r>
+            <w:r>
+              <w:rPr>
+                <w:rFonts w:ascii="Consolas" w:cs="Consolas" w:eastAsia="맑은 고딕" w:hAnsi="Consolas"/>
+                <w:b w:val="false"/>
+                <w:bCs w:val="false"/>
+                <w:i w:val="false"/>
+                <w:iCs w:val="false"/>
+                <w:color w:val="098658"/>
+                <w:sz w:val="17"/>
+                <w:szCs w:val="17"/>
+              </w:rPr>
+              <w:t xml:space="preserve">1</w:t>
+            </w:r>
+          </w:p>
+          <w:p>
+            <w:pPr>
+              <w:spacing w:after="0" w:line="252"/>
+            </w:pPr>
+            <w:r>
+              <w:rPr>
+                <w:rFonts w:ascii="Consolas" w:cs="Consolas" w:eastAsia="맑은 고딕" w:hAnsi="Consolas"/>
+                <w:color w:val="A0A0A0"/>
+                <w:sz w:val="17"/>
+                <w:szCs w:val="17"/>
+              </w:rPr>
+              <w:t xml:space="preserve">10  </w:t>
+            </w:r>
+            <w:r>
+              <w:rPr>
+                <w:rFonts w:ascii="Consolas" w:cs="Consolas" w:eastAsia="맑은 고딕" w:hAnsi="Consolas"/>
+                <w:b w:val="false"/>
+                <w:bCs w:val="false"/>
+                <w:i w:val="false"/>
+                <w:iCs w:val="false"/>
+                <w:color w:val="24292F"/>
+                <w:sz w:val="17"/>
+                <w:szCs w:val="17"/>
+              </w:rPr>
+              <w:t xml:space="preserve">    </w:t>
+            </w:r>
+            <w:r>
+              <w:rPr>
+                <w:rFonts w:ascii="Consolas" w:cs="Consolas" w:eastAsia="맑은 고딕" w:hAnsi="Consolas"/>
+                <w:b/>
+                <w:bCs/>
+                <w:i w:val="false"/>
+                <w:iCs w:val="false"/>
+                <w:color w:val="0033B3"/>
+                <w:sz w:val="17"/>
+                <w:szCs w:val="17"/>
+              </w:rPr>
+              <w:t xml:space="preserve">else</w:t>
+            </w:r>
+            <w:r>
+              <w:rPr>
+                <w:rFonts w:ascii="Consolas" w:cs="Consolas" w:eastAsia="맑은 고딕" w:hAnsi="Consolas"/>
+                <w:b w:val="false"/>
+                <w:bCs w:val="false"/>
+                <w:i w:val="false"/>
+                <w:iCs w:val="false"/>
+                <w:color w:val="24292F"/>
+                <w:sz w:val="17"/>
+                <w:szCs w:val="17"/>
+              </w:rPr>
+              <w:t xml:space="preserve">:</w:t>
+            </w:r>
+          </w:p>
+          <w:p>
+            <w:pPr>
+              <w:spacing w:after="0" w:line="252"/>
+            </w:pPr>
+            <w:r>
+              <w:rPr>
+                <w:rFonts w:ascii="Consolas" w:cs="Consolas" w:eastAsia="맑은 고딕" w:hAnsi="Consolas"/>
+                <w:color w:val="A0A0A0"/>
+                <w:sz w:val="17"/>
+                <w:szCs w:val="17"/>
+              </w:rPr>
+              <w:t xml:space="preserve">11  </w:t>
+            </w:r>
+            <w:r>
+              <w:rPr>
+                <w:rFonts w:ascii="Consolas" w:cs="Consolas" w:eastAsia="맑은 고딕" w:hAnsi="Consolas"/>
+                <w:b w:val="false"/>
+                <w:bCs w:val="false"/>
+                <w:i w:val="false"/>
+                <w:iCs w:val="false"/>
+                <w:color w:val="24292F"/>
+                <w:sz w:val="17"/>
+                <w:szCs w:val="17"/>
+              </w:rPr>
+              <w:t xml:space="preserve">        </w:t>
+            </w:r>
+            <w:r>
+              <w:rPr>
+                <w:rFonts w:ascii="Consolas" w:cs="Consolas" w:eastAsia="맑은 고딕" w:hAnsi="Consolas"/>
+                <w:b w:val="false"/>
+                <w:bCs w:val="false"/>
+                <w:i w:val="false"/>
+                <w:iCs w:val="false"/>
+                <w:color w:val="24292F"/>
+                <w:sz w:val="17"/>
+                <w:szCs w:val="17"/>
+              </w:rPr>
+              <w:t xml:space="preserve">count</w:t>
+            </w:r>
+            <w:r>
+              <w:rPr>
+                <w:rFonts w:ascii="Consolas" w:cs="Consolas" w:eastAsia="맑은 고딕" w:hAnsi="Consolas"/>
+                <w:b w:val="false"/>
+                <w:bCs w:val="false"/>
+                <w:i w:val="false"/>
+                <w:iCs w:val="false"/>
+                <w:color w:val="24292F"/>
+                <w:sz w:val="17"/>
+                <w:szCs w:val="17"/>
+              </w:rPr>
+              <w:t xml:space="preserve">[</w:t>
+            </w:r>
+            <w:r>
+              <w:rPr>
+                <w:rFonts w:ascii="Consolas" w:cs="Consolas" w:eastAsia="맑은 고딕" w:hAnsi="Consolas"/>
+                <w:b w:val="false"/>
+                <w:bCs w:val="false"/>
+                <w:i w:val="false"/>
+                <w:iCs w:val="false"/>
+                <w:color w:val="24292F"/>
+                <w:sz w:val="17"/>
+                <w:szCs w:val="17"/>
+              </w:rPr>
+              <w:t xml:space="preserve">menu</w:t>
+            </w:r>
+            <w:r>
+              <w:rPr>
+                <w:rFonts w:ascii="Consolas" w:cs="Consolas" w:eastAsia="맑은 고딕" w:hAnsi="Consolas"/>
+                <w:b w:val="false"/>
+                <w:bCs w:val="false"/>
+                <w:i w:val="false"/>
+                <w:iCs w:val="false"/>
+                <w:color w:val="24292F"/>
+                <w:sz w:val="17"/>
+                <w:szCs w:val="17"/>
+              </w:rPr>
+              <w:t xml:space="preserve">] = </w:t>
+            </w:r>
+            <w:r>
+              <w:rPr>
+                <w:rFonts w:ascii="Consolas" w:cs="Consolas" w:eastAsia="맑은 고딕" w:hAnsi="Consolas"/>
+                <w:b w:val="false"/>
+                <w:bCs w:val="false"/>
+                <w:i w:val="false"/>
+                <w:iCs w:val="false"/>
+                <w:color w:val="098658"/>
+                <w:sz w:val="17"/>
+                <w:szCs w:val="17"/>
+              </w:rPr>
+              <w:t xml:space="preserve">1</w:t>
+            </w:r>
+          </w:p>
+          <w:p>
+            <w:pPr>
+              <w:spacing w:after="0" w:line="252"/>
+            </w:pPr>
+            <w:r>
+              <w:rPr>
+                <w:rFonts w:ascii="Consolas" w:cs="Consolas" w:eastAsia="맑은 고딕" w:hAnsi="Consolas"/>
+                <w:color w:val="A0A0A0"/>
+                <w:sz w:val="17"/>
+                <w:szCs w:val="17"/>
+              </w:rPr>
+              <w:t xml:space="preserve">12  </w:t>
+            </w:r>
+            <w:r>
+              <w:rPr>
+                <w:rFonts w:ascii="Consolas" w:cs="Consolas" w:eastAsia="맑은 고딕" w:hAnsi="Consolas"/>
+                <w:b w:val="false"/>
+                <w:bCs w:val="false"/>
+                <w:i w:val="false"/>
+                <w:iCs w:val="false"/>
+                <w:color w:val="795E26"/>
+                <w:sz w:val="17"/>
+                <w:szCs w:val="17"/>
+              </w:rPr>
+              <w:t xml:space="preserve">print</w:t>
+            </w:r>
+            <w:r>
+              <w:rPr>
+                <w:rFonts w:ascii="Consolas" w:cs="Consolas" w:eastAsia="맑은 고딕" w:hAnsi="Consolas"/>
+                <w:b w:val="false"/>
+                <w:bCs w:val="false"/>
+                <w:i w:val="false"/>
+                <w:iCs w:val="false"/>
+                <w:color w:val="24292F"/>
+                <w:sz w:val="17"/>
+                <w:szCs w:val="17"/>
+              </w:rPr>
+              <w:t xml:space="preserve">(</w:t>
+            </w:r>
+            <w:r>
+              <w:rPr>
+                <w:rFonts w:ascii="Consolas" w:cs="Consolas" w:eastAsia="맑은 고딕" w:hAnsi="Consolas"/>
+                <w:b w:val="false"/>
+                <w:bCs w:val="false"/>
+                <w:i w:val="false"/>
+                <w:iCs w:val="false"/>
+                <w:color w:val="24292F"/>
+                <w:sz w:val="17"/>
+                <w:szCs w:val="17"/>
+              </w:rPr>
+              <w:t xml:space="preserve">count</w:t>
+            </w:r>
+            <w:r>
+              <w:rPr>
+                <w:rFonts w:ascii="Consolas" w:cs="Consolas" w:eastAsia="맑은 고딕" w:hAnsi="Consolas"/>
+                <w:b w:val="false"/>
+                <w:bCs w:val="false"/>
+                <w:i w:val="false"/>
+                <w:iCs w:val="false"/>
+                <w:color w:val="24292F"/>
+                <w:sz w:val="17"/>
+                <w:szCs w:val="17"/>
+              </w:rPr>
+              <w:t xml:space="preserve">)</w:t>
+            </w:r>
+          </w:p>
+          <w:p>
+            <w:pPr>
+              <w:spacing w:after="0" w:line="252"/>
+            </w:pPr>
+            <w:r>
+              <w:rPr>
+                <w:rFonts w:ascii="Consolas" w:cs="Consolas" w:eastAsia="맑은 고딕" w:hAnsi="Consolas"/>
+                <w:color w:val="A0A0A0"/>
+                <w:sz w:val="17"/>
+                <w:szCs w:val="17"/>
+              </w:rPr>
+              <w:t xml:space="preserve">13  </w:t>
+            </w:r>
+            <w:r>
+              <w:rPr>
+                <w:rFonts w:ascii="Consolas" w:cs="Consolas" w:eastAsia="맑은 고딕" w:hAnsi="Consolas"/>
+                <w:sz w:val="17"/>
+                <w:szCs w:val="17"/>
+              </w:rPr>
+              <w:t xml:space="preserve"> </w:t>
+            </w:r>
+          </w:p>
+          <w:p>
+            <w:pPr>
+              <w:spacing w:after="0" w:line="252"/>
+            </w:pPr>
+            <w:r>
+              <w:rPr>
+                <w:rFonts w:ascii="Consolas" w:cs="Consolas" w:eastAsia="맑은 고딕" w:hAnsi="Consolas"/>
+                <w:color w:val="A0A0A0"/>
+                <w:sz w:val="17"/>
+                <w:szCs w:val="17"/>
+              </w:rPr>
+              <w:t xml:space="preserve">14  </w:t>
+            </w:r>
+            <w:r>
+              <w:rPr>
+                <w:rFonts w:ascii="Consolas" w:cs="Consolas" w:eastAsia="맑은 고딕" w:hAnsi="Consolas"/>
+                <w:b w:val="false"/>
+                <w:bCs w:val="false"/>
+                <w:i/>
+                <w:iCs/>
+                <w:color w:val="6A9955"/>
+                <w:sz w:val="17"/>
+                <w:szCs w:val="17"/>
+              </w:rPr>
+              <w:t xml:space="preserve"># get 을 쓰면 더 짧게</w:t>
+            </w:r>
+          </w:p>
+          <w:p>
+            <w:pPr>
+              <w:spacing w:after="0" w:line="252"/>
+            </w:pPr>
+            <w:r>
+              <w:rPr>
+                <w:rFonts w:ascii="Consolas" w:cs="Consolas" w:eastAsia="맑은 고딕" w:hAnsi="Consolas"/>
+                <w:color w:val="A0A0A0"/>
+                <w:sz w:val="17"/>
+                <w:szCs w:val="17"/>
+              </w:rPr>
+              <w:t xml:space="preserve">15  </w:t>
+            </w:r>
+            <w:r>
+              <w:rPr>
+                <w:rFonts w:ascii="Consolas" w:cs="Consolas" w:eastAsia="맑은 고딕" w:hAnsi="Consolas"/>
+                <w:b w:val="false"/>
+                <w:bCs w:val="false"/>
+                <w:i w:val="false"/>
+                <w:iCs w:val="false"/>
+                <w:color w:val="24292F"/>
+                <w:sz w:val="17"/>
+                <w:szCs w:val="17"/>
+              </w:rPr>
+              <w:t xml:space="preserve">count2</w:t>
+            </w:r>
+            <w:r>
+              <w:rPr>
+                <w:rFonts w:ascii="Consolas" w:cs="Consolas" w:eastAsia="맑은 고딕" w:hAnsi="Consolas"/>
+                <w:b w:val="false"/>
+                <w:bCs w:val="false"/>
+                <w:i w:val="false"/>
+                <w:iCs w:val="false"/>
+                <w:color w:val="24292F"/>
+                <w:sz w:val="17"/>
+                <w:szCs w:val="17"/>
+              </w:rPr>
+              <w:t xml:space="preserve"> = {}</w:t>
+            </w:r>
+          </w:p>
+          <w:p>
+            <w:pPr>
+              <w:spacing w:after="0" w:line="252"/>
+            </w:pPr>
+            <w:r>
+              <w:rPr>
+                <w:rFonts w:ascii="Consolas" w:cs="Consolas" w:eastAsia="맑은 고딕" w:hAnsi="Consolas"/>
+                <w:color w:val="A0A0A0"/>
+                <w:sz w:val="17"/>
+                <w:szCs w:val="17"/>
+              </w:rPr>
+              <w:t xml:space="preserve">16  </w:t>
+            </w:r>
+            <w:r>
+              <w:rPr>
+                <w:rFonts w:ascii="Consolas" w:cs="Consolas" w:eastAsia="맑은 고딕" w:hAnsi="Consolas"/>
+                <w:b/>
+                <w:bCs/>
+                <w:i w:val="false"/>
+                <w:iCs w:val="false"/>
+                <w:color w:val="0033B3"/>
+                <w:sz w:val="17"/>
+                <w:szCs w:val="17"/>
+              </w:rPr>
+              <w:t xml:space="preserve">for</w:t>
+            </w:r>
+            <w:r>
+              <w:rPr>
+                <w:rFonts w:ascii="Consolas" w:cs="Consolas" w:eastAsia="맑은 고딕" w:hAnsi="Consolas"/>
+                <w:b w:val="false"/>
+                <w:bCs w:val="false"/>
+                <w:i w:val="false"/>
+                <w:iCs w:val="false"/>
+                <w:color w:val="24292F"/>
+                <w:sz w:val="17"/>
+                <w:szCs w:val="17"/>
+              </w:rPr>
+              <w:t xml:space="preserve"> </w:t>
+            </w:r>
+            <w:r>
+              <w:rPr>
+                <w:rFonts w:ascii="Consolas" w:cs="Consolas" w:eastAsia="맑은 고딕" w:hAnsi="Consolas"/>
+                <w:b w:val="false"/>
+                <w:bCs w:val="false"/>
+                <w:i w:val="false"/>
+                <w:iCs w:val="false"/>
+                <w:color w:val="24292F"/>
+                <w:sz w:val="17"/>
+                <w:szCs w:val="17"/>
+              </w:rPr>
+              <w:t xml:space="preserve">menu</w:t>
+            </w:r>
+            <w:r>
+              <w:rPr>
+                <w:rFonts w:ascii="Consolas" w:cs="Consolas" w:eastAsia="맑은 고딕" w:hAnsi="Consolas"/>
+                <w:b w:val="false"/>
+                <w:bCs w:val="false"/>
+                <w:i w:val="false"/>
+                <w:iCs w:val="false"/>
+                <w:color w:val="24292F"/>
+                <w:sz w:val="17"/>
+                <w:szCs w:val="17"/>
+              </w:rPr>
+              <w:t xml:space="preserve"> </w:t>
+            </w:r>
+            <w:r>
+              <w:rPr>
+                <w:rFonts w:ascii="Consolas" w:cs="Consolas" w:eastAsia="맑은 고딕" w:hAnsi="Consolas"/>
+                <w:b/>
+                <w:bCs/>
+                <w:i w:val="false"/>
+                <w:iCs w:val="false"/>
+                <w:color w:val="0033B3"/>
+                <w:sz w:val="17"/>
+                <w:szCs w:val="17"/>
+              </w:rPr>
+              <w:t xml:space="preserve">in</w:t>
+            </w:r>
+            <w:r>
+              <w:rPr>
+                <w:rFonts w:ascii="Consolas" w:cs="Consolas" w:eastAsia="맑은 고딕" w:hAnsi="Consolas"/>
+                <w:b w:val="false"/>
+                <w:bCs w:val="false"/>
+                <w:i w:val="false"/>
+                <w:iCs w:val="false"/>
+                <w:color w:val="24292F"/>
+                <w:sz w:val="17"/>
+                <w:szCs w:val="17"/>
+              </w:rPr>
+              <w:t xml:space="preserve"> </w:t>
+            </w:r>
+            <w:r>
+              <w:rPr>
+                <w:rFonts w:ascii="Consolas" w:cs="Consolas" w:eastAsia="맑은 고딕" w:hAnsi="Consolas"/>
+                <w:b w:val="false"/>
+                <w:bCs w:val="false"/>
+                <w:i w:val="false"/>
+                <w:iCs w:val="false"/>
+                <w:color w:val="24292F"/>
+                <w:sz w:val="17"/>
+                <w:szCs w:val="17"/>
+              </w:rPr>
+              <w:t xml:space="preserve">votes</w:t>
+            </w:r>
+            <w:r>
+              <w:rPr>
+                <w:rFonts w:ascii="Consolas" w:cs="Consolas" w:eastAsia="맑은 고딕" w:hAnsi="Consolas"/>
+                <w:b w:val="false"/>
+                <w:bCs w:val="false"/>
+                <w:i w:val="false"/>
+                <w:iCs w:val="false"/>
+                <w:color w:val="24292F"/>
+                <w:sz w:val="17"/>
+                <w:szCs w:val="17"/>
+              </w:rPr>
+              <w:t xml:space="preserve">:</w:t>
+            </w:r>
+          </w:p>
+          <w:p>
+            <w:pPr>
+              <w:spacing w:after="0" w:line="252"/>
+            </w:pPr>
+            <w:r>
+              <w:rPr>
+                <w:rFonts w:ascii="Consolas" w:cs="Consolas" w:eastAsia="맑은 고딕" w:hAnsi="Consolas"/>
+                <w:color w:val="A0A0A0"/>
+                <w:sz w:val="17"/>
+                <w:szCs w:val="17"/>
+              </w:rPr>
+              <w:t xml:space="preserve">17  </w:t>
+            </w:r>
+            <w:r>
+              <w:rPr>
+                <w:rFonts w:ascii="Consolas" w:cs="Consolas" w:eastAsia="맑은 고딕" w:hAnsi="Consolas"/>
+                <w:b w:val="false"/>
+                <w:bCs w:val="false"/>
+                <w:i w:val="false"/>
+                <w:iCs w:val="false"/>
+                <w:color w:val="24292F"/>
+                <w:sz w:val="17"/>
+                <w:szCs w:val="17"/>
+              </w:rPr>
+              <w:t xml:space="preserve">    </w:t>
+            </w:r>
+            <w:r>
+              <w:rPr>
+                <w:rFonts w:ascii="Consolas" w:cs="Consolas" w:eastAsia="맑은 고딕" w:hAnsi="Consolas"/>
+                <w:b w:val="false"/>
+                <w:bCs w:val="false"/>
+                <w:i/>
+                <w:iCs/>
+                <w:color w:val="6A9955"/>
+                <w:sz w:val="17"/>
+                <w:szCs w:val="17"/>
+              </w:rPr>
+              <w:t xml:space="preserve"># get(키, 0): 키가 없으면 0 을 돌려줘서 if 없이 쓸 수 있어요</w:t>
+            </w:r>
+          </w:p>
+          <w:p>
+            <w:pPr>
+              <w:spacing w:after="0" w:line="252"/>
+            </w:pPr>
+            <w:r>
+              <w:rPr>
+                <w:rFonts w:ascii="Consolas" w:cs="Consolas" w:eastAsia="맑은 고딕" w:hAnsi="Consolas"/>
+                <w:color w:val="A0A0A0"/>
+                <w:sz w:val="17"/>
+                <w:szCs w:val="17"/>
+              </w:rPr>
+              <w:t xml:space="preserve">18  </w:t>
+            </w:r>
+            <w:r>
+              <w:rPr>
+                <w:rFonts w:ascii="Consolas" w:cs="Consolas" w:eastAsia="맑은 고딕" w:hAnsi="Consolas"/>
+                <w:b w:val="false"/>
+                <w:bCs w:val="false"/>
+                <w:i w:val="false"/>
+                <w:iCs w:val="false"/>
+                <w:color w:val="24292F"/>
+                <w:sz w:val="17"/>
+                <w:szCs w:val="17"/>
+              </w:rPr>
+              <w:t xml:space="preserve">    </w:t>
+            </w:r>
+            <w:r>
+              <w:rPr>
+                <w:rFonts w:ascii="Consolas" w:cs="Consolas" w:eastAsia="맑은 고딕" w:hAnsi="Consolas"/>
+                <w:b w:val="false"/>
+                <w:bCs w:val="false"/>
+                <w:i w:val="false"/>
+                <w:iCs w:val="false"/>
+                <w:color w:val="24292F"/>
+                <w:sz w:val="17"/>
+                <w:szCs w:val="17"/>
+              </w:rPr>
+              <w:t xml:space="preserve">count2</w:t>
+            </w:r>
+            <w:r>
+              <w:rPr>
+                <w:rFonts w:ascii="Consolas" w:cs="Consolas" w:eastAsia="맑은 고딕" w:hAnsi="Consolas"/>
+                <w:b w:val="false"/>
+                <w:bCs w:val="false"/>
+                <w:i w:val="false"/>
+                <w:iCs w:val="false"/>
+                <w:color w:val="24292F"/>
+                <w:sz w:val="17"/>
+                <w:szCs w:val="17"/>
+              </w:rPr>
+              <w:t xml:space="preserve">[</w:t>
+            </w:r>
+            <w:r>
+              <w:rPr>
+                <w:rFonts w:ascii="Consolas" w:cs="Consolas" w:eastAsia="맑은 고딕" w:hAnsi="Consolas"/>
+                <w:b w:val="false"/>
+                <w:bCs w:val="false"/>
+                <w:i w:val="false"/>
+                <w:iCs w:val="false"/>
+                <w:color w:val="24292F"/>
+                <w:sz w:val="17"/>
+                <w:szCs w:val="17"/>
+              </w:rPr>
+              <w:t xml:space="preserve">menu</w:t>
+            </w:r>
+            <w:r>
+              <w:rPr>
+                <w:rFonts w:ascii="Consolas" w:cs="Consolas" w:eastAsia="맑은 고딕" w:hAnsi="Consolas"/>
+                <w:b w:val="false"/>
+                <w:bCs w:val="false"/>
+                <w:i w:val="false"/>
+                <w:iCs w:val="false"/>
+                <w:color w:val="24292F"/>
+                <w:sz w:val="17"/>
+                <w:szCs w:val="17"/>
+              </w:rPr>
+              <w:t xml:space="preserve">] = </w:t>
+            </w:r>
+            <w:r>
+              <w:rPr>
+                <w:rFonts w:ascii="Consolas" w:cs="Consolas" w:eastAsia="맑은 고딕" w:hAnsi="Consolas"/>
+                <w:b w:val="false"/>
+                <w:bCs w:val="false"/>
+                <w:i w:val="false"/>
+                <w:iCs w:val="false"/>
+                <w:color w:val="24292F"/>
+                <w:sz w:val="17"/>
+                <w:szCs w:val="17"/>
+              </w:rPr>
+              <w:t xml:space="preserve">count2</w:t>
+            </w:r>
+            <w:r>
+              <w:rPr>
+                <w:rFonts w:ascii="Consolas" w:cs="Consolas" w:eastAsia="맑은 고딕" w:hAnsi="Consolas"/>
+                <w:b w:val="false"/>
+                <w:bCs w:val="false"/>
+                <w:i w:val="false"/>
+                <w:iCs w:val="false"/>
+                <w:color w:val="24292F"/>
+                <w:sz w:val="17"/>
+                <w:szCs w:val="17"/>
+              </w:rPr>
+              <w:t xml:space="preserve">.</w:t>
+            </w:r>
+            <w:r>
+              <w:rPr>
+                <w:rFonts w:ascii="Consolas" w:cs="Consolas" w:eastAsia="맑은 고딕" w:hAnsi="Consolas"/>
+                <w:b w:val="false"/>
+                <w:bCs w:val="false"/>
+                <w:i w:val="false"/>
+                <w:iCs w:val="false"/>
+                <w:color w:val="24292F"/>
+                <w:sz w:val="17"/>
+                <w:szCs w:val="17"/>
+              </w:rPr>
+              <w:t xml:space="preserve">get</w:t>
+            </w:r>
+            <w:r>
+              <w:rPr>
+                <w:rFonts w:ascii="Consolas" w:cs="Consolas" w:eastAsia="맑은 고딕" w:hAnsi="Consolas"/>
+                <w:b w:val="false"/>
+                <w:bCs w:val="false"/>
+                <w:i w:val="false"/>
+                <w:iCs w:val="false"/>
+                <w:color w:val="24292F"/>
+                <w:sz w:val="17"/>
+                <w:szCs w:val="17"/>
+              </w:rPr>
+              <w:t xml:space="preserve">(</w:t>
+            </w:r>
+            <w:r>
+              <w:rPr>
+                <w:rFonts w:ascii="Consolas" w:cs="Consolas" w:eastAsia="맑은 고딕" w:hAnsi="Consolas"/>
+                <w:b w:val="false"/>
+                <w:bCs w:val="false"/>
+                <w:i w:val="false"/>
+                <w:iCs w:val="false"/>
+                <w:color w:val="24292F"/>
+                <w:sz w:val="17"/>
+                <w:szCs w:val="17"/>
+              </w:rPr>
+              <w:t xml:space="preserve">menu</w:t>
+            </w:r>
+            <w:r>
+              <w:rPr>
+                <w:rFonts w:ascii="Consolas" w:cs="Consolas" w:eastAsia="맑은 고딕" w:hAnsi="Consolas"/>
+                <w:b w:val="false"/>
+                <w:bCs w:val="false"/>
+                <w:i w:val="false"/>
+                <w:iCs w:val="false"/>
+                <w:color w:val="24292F"/>
+                <w:sz w:val="17"/>
+                <w:szCs w:val="17"/>
+              </w:rPr>
+              <w:t xml:space="preserve">, </w:t>
+            </w:r>
+            <w:r>
+              <w:rPr>
+                <w:rFonts w:ascii="Consolas" w:cs="Consolas" w:eastAsia="맑은 고딕" w:hAnsi="Consolas"/>
+                <w:b w:val="false"/>
+                <w:bCs w:val="false"/>
+                <w:i w:val="false"/>
+                <w:iCs w:val="false"/>
+                <w:color w:val="098658"/>
+                <w:sz w:val="17"/>
+                <w:szCs w:val="17"/>
+              </w:rPr>
+              <w:t xml:space="preserve">0</w:t>
+            </w:r>
+            <w:r>
+              <w:rPr>
+                <w:rFonts w:ascii="Consolas" w:cs="Consolas" w:eastAsia="맑은 고딕" w:hAnsi="Consolas"/>
+                <w:b w:val="false"/>
+                <w:bCs w:val="false"/>
+                <w:i w:val="false"/>
+                <w:iCs w:val="false"/>
+                <w:color w:val="24292F"/>
+                <w:sz w:val="17"/>
+                <w:szCs w:val="17"/>
+              </w:rPr>
+              <w:t xml:space="preserve">) + </w:t>
+            </w:r>
+            <w:r>
+              <w:rPr>
+                <w:rFonts w:ascii="Consolas" w:cs="Consolas" w:eastAsia="맑은 고딕" w:hAnsi="Consolas"/>
+                <w:b w:val="false"/>
+                <w:bCs w:val="false"/>
+                <w:i w:val="false"/>
+                <w:iCs w:val="false"/>
+                <w:color w:val="098658"/>
+                <w:sz w:val="17"/>
+                <w:szCs w:val="17"/>
+              </w:rPr>
+              <w:t xml:space="preserve">1</w:t>
+            </w:r>
+          </w:p>
+          <w:p>
+            <w:pPr>
+              <w:spacing w:after="0" w:line="252"/>
+            </w:pPr>
+            <w:r>
+              <w:rPr>
+                <w:rFonts w:ascii="Consolas" w:cs="Consolas" w:eastAsia="맑은 고딕" w:hAnsi="Consolas"/>
+                <w:color w:val="A0A0A0"/>
+                <w:sz w:val="17"/>
+                <w:szCs w:val="17"/>
+              </w:rPr>
+              <w:t xml:space="preserve">19  </w:t>
+            </w:r>
+            <w:r>
+              <w:rPr>
+                <w:rFonts w:ascii="Consolas" w:cs="Consolas" w:eastAsia="맑은 고딕" w:hAnsi="Consolas"/>
+                <w:b w:val="false"/>
+                <w:bCs w:val="false"/>
+                <w:i w:val="false"/>
+                <w:iCs w:val="false"/>
+                <w:color w:val="795E26"/>
+                <w:sz w:val="17"/>
+                <w:szCs w:val="17"/>
+              </w:rPr>
+              <w:t xml:space="preserve">print</w:t>
+            </w:r>
+            <w:r>
+              <w:rPr>
+                <w:rFonts w:ascii="Consolas" w:cs="Consolas" w:eastAsia="맑은 고딕" w:hAnsi="Consolas"/>
+                <w:b w:val="false"/>
+                <w:bCs w:val="false"/>
+                <w:i w:val="false"/>
+                <w:iCs w:val="false"/>
+                <w:color w:val="24292F"/>
+                <w:sz w:val="17"/>
+                <w:szCs w:val="17"/>
+              </w:rPr>
+              <w:t xml:space="preserve">(</w:t>
+            </w:r>
+            <w:r>
+              <w:rPr>
+                <w:rFonts w:ascii="Consolas" w:cs="Consolas" w:eastAsia="맑은 고딕" w:hAnsi="Consolas"/>
+                <w:b w:val="false"/>
+                <w:bCs w:val="false"/>
+                <w:i w:val="false"/>
+                <w:iCs w:val="false"/>
+                <w:color w:val="24292F"/>
+                <w:sz w:val="17"/>
+                <w:szCs w:val="17"/>
+              </w:rPr>
+              <w:t xml:space="preserve">count2</w:t>
+            </w:r>
+            <w:r>
+              <w:rPr>
+                <w:rFonts w:ascii="Consolas" w:cs="Consolas" w:eastAsia="맑은 고딕" w:hAnsi="Consolas"/>
+                <w:b w:val="false"/>
+                <w:bCs w:val="false"/>
+                <w:i w:val="false"/>
+                <w:iCs w:val="false"/>
+                <w:color w:val="24292F"/>
+                <w:sz w:val="17"/>
+                <w:szCs w:val="17"/>
+              </w:rPr>
+              <w:t xml:space="preserve">)</w:t>
+            </w:r>
+          </w:p>
+          <w:p>
+            <w:pPr>
+              <w:spacing w:after="0" w:line="252"/>
+            </w:pPr>
+            <w:r>
+              <w:rPr>
+                <w:rFonts w:ascii="Consolas" w:cs="Consolas" w:eastAsia="맑은 고딕" w:hAnsi="Consolas"/>
+                <w:color w:val="A0A0A0"/>
+                <w:sz w:val="17"/>
+                <w:szCs w:val="17"/>
+              </w:rPr>
+              <w:t xml:space="preserve">20  </w:t>
+            </w:r>
+            <w:r>
+              <w:rPr>
+                <w:rFonts w:ascii="Consolas" w:cs="Consolas" w:eastAsia="맑은 고딕" w:hAnsi="Consolas"/>
+                <w:sz w:val="17"/>
+                <w:szCs w:val="17"/>
+              </w:rPr>
+              <w:t xml:space="preserve"> </w:t>
+            </w:r>
+          </w:p>
+          <w:p>
+            <w:pPr>
+              <w:spacing w:after="0" w:line="252"/>
+            </w:pPr>
+            <w:r>
+              <w:rPr>
+                <w:rFonts w:ascii="Consolas" w:cs="Consolas" w:eastAsia="맑은 고딕" w:hAnsi="Consolas"/>
+                <w:color w:val="A0A0A0"/>
+                <w:sz w:val="17"/>
+                <w:szCs w:val="17"/>
+              </w:rPr>
+              <w:t xml:space="preserve">21  </w:t>
+            </w:r>
+            <w:r>
+              <w:rPr>
+                <w:rFonts w:ascii="Consolas" w:cs="Consolas" w:eastAsia="맑은 고딕" w:hAnsi="Consolas"/>
+                <w:b w:val="false"/>
+                <w:bCs w:val="false"/>
+                <w:i w:val="false"/>
+                <w:iCs w:val="false"/>
+                <w:color w:val="24292F"/>
+                <w:sz w:val="17"/>
+                <w:szCs w:val="17"/>
+              </w:rPr>
+              <w:t xml:space="preserve">best</w:t>
+            </w:r>
+            <w:r>
+              <w:rPr>
+                <w:rFonts w:ascii="Consolas" w:cs="Consolas" w:eastAsia="맑은 고딕" w:hAnsi="Consolas"/>
+                <w:b w:val="false"/>
+                <w:bCs w:val="false"/>
+                <w:i w:val="false"/>
+                <w:iCs w:val="false"/>
+                <w:color w:val="24292F"/>
+                <w:sz w:val="17"/>
+                <w:szCs w:val="17"/>
+              </w:rPr>
+              <w:t xml:space="preserve"> = </w:t>
+            </w:r>
+            <w:r>
+              <w:rPr>
+                <w:rFonts w:ascii="Consolas" w:cs="Consolas" w:eastAsia="맑은 고딕" w:hAnsi="Consolas"/>
+                <w:b w:val="false"/>
+                <w:bCs w:val="false"/>
+                <w:i w:val="false"/>
+                <w:iCs w:val="false"/>
+                <w:color w:val="795E26"/>
+                <w:sz w:val="17"/>
+                <w:szCs w:val="17"/>
+              </w:rPr>
+              <w:t xml:space="preserve">max</w:t>
+            </w:r>
+            <w:r>
+              <w:rPr>
+                <w:rFonts w:ascii="Consolas" w:cs="Consolas" w:eastAsia="맑은 고딕" w:hAnsi="Consolas"/>
+                <w:b w:val="false"/>
+                <w:bCs w:val="false"/>
+                <w:i w:val="false"/>
+                <w:iCs w:val="false"/>
+                <w:color w:val="24292F"/>
+                <w:sz w:val="17"/>
+                <w:szCs w:val="17"/>
+              </w:rPr>
+              <w:t xml:space="preserve">(</w:t>
+            </w:r>
+            <w:r>
+              <w:rPr>
+                <w:rFonts w:ascii="Consolas" w:cs="Consolas" w:eastAsia="맑은 고딕" w:hAnsi="Consolas"/>
+                <w:b w:val="false"/>
+                <w:bCs w:val="false"/>
+                <w:i w:val="false"/>
+                <w:iCs w:val="false"/>
+                <w:color w:val="24292F"/>
+                <w:sz w:val="17"/>
+                <w:szCs w:val="17"/>
+              </w:rPr>
+              <w:t xml:space="preserve">count</w:t>
+            </w:r>
+            <w:r>
+              <w:rPr>
+                <w:rFonts w:ascii="Consolas" w:cs="Consolas" w:eastAsia="맑은 고딕" w:hAnsi="Consolas"/>
+                <w:b w:val="false"/>
+                <w:bCs w:val="false"/>
+                <w:i w:val="false"/>
+                <w:iCs w:val="false"/>
+                <w:color w:val="24292F"/>
+                <w:sz w:val="17"/>
+                <w:szCs w:val="17"/>
+              </w:rPr>
+              <w:t xml:space="preserve">, </w:t>
+            </w:r>
+            <w:r>
+              <w:rPr>
+                <w:rFonts w:ascii="Consolas" w:cs="Consolas" w:eastAsia="맑은 고딕" w:hAnsi="Consolas"/>
+                <w:b w:val="false"/>
+                <w:bCs w:val="false"/>
+                <w:i w:val="false"/>
+                <w:iCs w:val="false"/>
+                <w:color w:val="24292F"/>
+                <w:sz w:val="17"/>
+                <w:szCs w:val="17"/>
+              </w:rPr>
+              <w:t xml:space="preserve">key</w:t>
+            </w:r>
+            <w:r>
+              <w:rPr>
+                <w:rFonts w:ascii="Consolas" w:cs="Consolas" w:eastAsia="맑은 고딕" w:hAnsi="Consolas"/>
+                <w:b w:val="false"/>
+                <w:bCs w:val="false"/>
+                <w:i w:val="false"/>
+                <w:iCs w:val="false"/>
+                <w:color w:val="24292F"/>
+                <w:sz w:val="17"/>
+                <w:szCs w:val="17"/>
+              </w:rPr>
+              <w:t xml:space="preserve">=</w:t>
+            </w:r>
+            <w:r>
+              <w:rPr>
+                <w:rFonts w:ascii="Consolas" w:cs="Consolas" w:eastAsia="맑은 고딕" w:hAnsi="Consolas"/>
+                <w:b w:val="false"/>
+                <w:bCs w:val="false"/>
+                <w:i w:val="false"/>
+                <w:iCs w:val="false"/>
+                <w:color w:val="24292F"/>
+                <w:sz w:val="17"/>
+                <w:szCs w:val="17"/>
+              </w:rPr>
+              <w:t xml:space="preserve">count</w:t>
+            </w:r>
+            <w:r>
+              <w:rPr>
+                <w:rFonts w:ascii="Consolas" w:cs="Consolas" w:eastAsia="맑은 고딕" w:hAnsi="Consolas"/>
+                <w:b w:val="false"/>
+                <w:bCs w:val="false"/>
+                <w:i w:val="false"/>
+                <w:iCs w:val="false"/>
+                <w:color w:val="24292F"/>
+                <w:sz w:val="17"/>
+                <w:szCs w:val="17"/>
+              </w:rPr>
+              <w:t xml:space="preserve">.</w:t>
+            </w:r>
+            <w:r>
+              <w:rPr>
+                <w:rFonts w:ascii="Consolas" w:cs="Consolas" w:eastAsia="맑은 고딕" w:hAnsi="Consolas"/>
+                <w:b w:val="false"/>
+                <w:bCs w:val="false"/>
+                <w:i w:val="false"/>
+                <w:iCs w:val="false"/>
+                <w:color w:val="24292F"/>
+                <w:sz w:val="17"/>
+                <w:szCs w:val="17"/>
+              </w:rPr>
+              <w:t xml:space="preserve">get</w:t>
+            </w:r>
+            <w:r>
+              <w:rPr>
+                <w:rFonts w:ascii="Consolas" w:cs="Consolas" w:eastAsia="맑은 고딕" w:hAnsi="Consolas"/>
+                <w:b w:val="false"/>
+                <w:bCs w:val="false"/>
+                <w:i w:val="false"/>
+                <w:iCs w:val="false"/>
+                <w:color w:val="24292F"/>
+                <w:sz w:val="17"/>
+                <w:szCs w:val="17"/>
+              </w:rPr>
+              <w:t xml:space="preserve">)      </w:t>
+            </w:r>
+            <w:r>
+              <w:rPr>
+                <w:rFonts w:ascii="Consolas" w:cs="Consolas" w:eastAsia="맑은 고딕" w:hAnsi="Consolas"/>
+                <w:b w:val="false"/>
+                <w:bCs w:val="false"/>
+                <w:i/>
+                <w:iCs/>
+                <w:color w:val="6A9955"/>
+                <w:sz w:val="17"/>
+                <w:szCs w:val="17"/>
+              </w:rPr>
               <w:t xml:space="preserve"># 값이 가장 큰 키</w:t>
             </w:r>
           </w:p>
@@ -10717,7 +10824,7 @@
                 <w:sz w:val="17"/>
                 <w:szCs w:val="17"/>
               </w:rPr>
-              <w:t xml:space="preserve">19  </w:t>
+              <w:t xml:space="preserve">22  </w:t>
             </w:r>
             <w:r>
               <w:rPr>
@@ -10981,7 +11088,7 @@
                 <w:sz w:val="19"/>
                 <w:szCs w:val="19"/>
               </w:rPr>
-              <w:t xml:space="preserve">6</w:t>
+              <w:t xml:space="preserve">8</w:t>
             </w:r>
           </w:p>
         </w:tc>
@@ -11083,7 +11190,7 @@
                 <w:sz w:val="19"/>
                 <w:szCs w:val="19"/>
               </w:rPr>
-              <w:t xml:space="preserve">7</w:t>
+              <w:t xml:space="preserve">9</w:t>
             </w:r>
           </w:p>
         </w:tc>
@@ -11185,7 +11292,7 @@
                 <w:sz w:val="19"/>
                 <w:szCs w:val="19"/>
               </w:rPr>
-              <w:t xml:space="preserve">9</w:t>
+              <w:t xml:space="preserve">11</w:t>
             </w:r>
           </w:p>
         </w:tc>
@@ -11287,7 +11394,7 @@
                 <w:sz w:val="19"/>
                 <w:szCs w:val="19"/>
               </w:rPr>
-              <w:t xml:space="preserve">15</w:t>
+              <w:t xml:space="preserve">18</w:t>
             </w:r>
           </w:p>
         </w:tc>
@@ -11406,7 +11513,7 @@
                 <w:sz w:val="19"/>
                 <w:szCs w:val="19"/>
               </w:rPr>
-              <w:t xml:space="preserve">18</w:t>
+              <w:t xml:space="preserve">21</w:t>
             </w:r>
           </w:p>
         </w:tc>
@@ -12127,286 +12234,313 @@
                 <w:rFonts w:ascii="Consolas" w:cs="Consolas" w:eastAsia="맑은 고딕" w:hAnsi="Consolas"/>
                 <w:b w:val="false"/>
                 <w:bCs w:val="false"/>
-                <w:i w:val="false"/>
-                <w:iCs w:val="false"/>
-                <w:color w:val="24292F"/>
-                <w:sz w:val="17"/>
-                <w:szCs w:val="17"/>
-              </w:rPr>
-              <w:t xml:space="preserve">data</w:t>
-            </w:r>
-            <w:r>
-              <w:rPr>
-                <w:rFonts w:ascii="Consolas" w:cs="Consolas" w:eastAsia="맑은 고딕" w:hAnsi="Consolas"/>
-                <w:b w:val="false"/>
-                <w:bCs w:val="false"/>
-                <w:i w:val="false"/>
-                <w:iCs w:val="false"/>
-                <w:color w:val="24292F"/>
-                <w:sz w:val="17"/>
-                <w:szCs w:val="17"/>
-              </w:rPr>
-              <w:t xml:space="preserve"> = [</w:t>
-            </w:r>
-            <w:r>
-              <w:rPr>
-                <w:rFonts w:ascii="Consolas" w:cs="Consolas" w:eastAsia="맑은 고딕" w:hAnsi="Consolas"/>
-                <w:b w:val="false"/>
-                <w:bCs w:val="false"/>
-                <w:i w:val="false"/>
-                <w:iCs w:val="false"/>
-                <w:color w:val="098658"/>
-                <w:sz w:val="17"/>
-                <w:szCs w:val="17"/>
-              </w:rPr>
-              <w:t xml:space="preserve">5</w:t>
-            </w:r>
-            <w:r>
-              <w:rPr>
-                <w:rFonts w:ascii="Consolas" w:cs="Consolas" w:eastAsia="맑은 고딕" w:hAnsi="Consolas"/>
-                <w:b w:val="false"/>
-                <w:bCs w:val="false"/>
-                <w:i w:val="false"/>
-                <w:iCs w:val="false"/>
-                <w:color w:val="24292F"/>
-                <w:sz w:val="17"/>
-                <w:szCs w:val="17"/>
-              </w:rPr>
-              <w:t xml:space="preserve">, </w:t>
-            </w:r>
-            <w:r>
-              <w:rPr>
-                <w:rFonts w:ascii="Consolas" w:cs="Consolas" w:eastAsia="맑은 고딕" w:hAnsi="Consolas"/>
-                <w:b w:val="false"/>
-                <w:bCs w:val="false"/>
-                <w:i w:val="false"/>
-                <w:iCs w:val="false"/>
-                <w:color w:val="098658"/>
-                <w:sz w:val="17"/>
-                <w:szCs w:val="17"/>
-              </w:rPr>
-              <w:t xml:space="preserve">5</w:t>
-            </w:r>
-            <w:r>
-              <w:rPr>
-                <w:rFonts w:ascii="Consolas" w:cs="Consolas" w:eastAsia="맑은 고딕" w:hAnsi="Consolas"/>
-                <w:b w:val="false"/>
-                <w:bCs w:val="false"/>
-                <w:i w:val="false"/>
-                <w:iCs w:val="false"/>
-                <w:color w:val="24292F"/>
-                <w:sz w:val="17"/>
-                <w:szCs w:val="17"/>
-              </w:rPr>
-              <w:t xml:space="preserve">, </w:t>
-            </w:r>
-            <w:r>
-              <w:rPr>
-                <w:rFonts w:ascii="Consolas" w:cs="Consolas" w:eastAsia="맑은 고딕" w:hAnsi="Consolas"/>
-                <w:b w:val="false"/>
-                <w:bCs w:val="false"/>
-                <w:i w:val="false"/>
-                <w:iCs w:val="false"/>
-                <w:color w:val="098658"/>
-                <w:sz w:val="17"/>
-                <w:szCs w:val="17"/>
-              </w:rPr>
-              <w:t xml:space="preserve">2</w:t>
-            </w:r>
-            <w:r>
-              <w:rPr>
-                <w:rFonts w:ascii="Consolas" w:cs="Consolas" w:eastAsia="맑은 고딕" w:hAnsi="Consolas"/>
-                <w:b w:val="false"/>
-                <w:bCs w:val="false"/>
-                <w:i w:val="false"/>
-                <w:iCs w:val="false"/>
-                <w:color w:val="24292F"/>
-                <w:sz w:val="17"/>
-                <w:szCs w:val="17"/>
-              </w:rPr>
-              <w:t xml:space="preserve">, </w:t>
-            </w:r>
-            <w:r>
-              <w:rPr>
-                <w:rFonts w:ascii="Consolas" w:cs="Consolas" w:eastAsia="맑은 고딕" w:hAnsi="Consolas"/>
-                <w:b w:val="false"/>
-                <w:bCs w:val="false"/>
-                <w:i w:val="false"/>
-                <w:iCs w:val="false"/>
-                <w:color w:val="098658"/>
-                <w:sz w:val="17"/>
-                <w:szCs w:val="17"/>
-              </w:rPr>
-              <w:t xml:space="preserve">8</w:t>
-            </w:r>
-            <w:r>
-              <w:rPr>
-                <w:rFonts w:ascii="Consolas" w:cs="Consolas" w:eastAsia="맑은 고딕" w:hAnsi="Consolas"/>
-                <w:b w:val="false"/>
-                <w:bCs w:val="false"/>
-                <w:i w:val="false"/>
-                <w:iCs w:val="false"/>
-                <w:color w:val="24292F"/>
-                <w:sz w:val="17"/>
-                <w:szCs w:val="17"/>
-              </w:rPr>
-              <w:t xml:space="preserve">, </w:t>
-            </w:r>
-            <w:r>
-              <w:rPr>
-                <w:rFonts w:ascii="Consolas" w:cs="Consolas" w:eastAsia="맑은 고딕" w:hAnsi="Consolas"/>
-                <w:b w:val="false"/>
-                <w:bCs w:val="false"/>
-                <w:i w:val="false"/>
-                <w:iCs w:val="false"/>
-                <w:color w:val="098658"/>
-                <w:sz w:val="17"/>
-                <w:szCs w:val="17"/>
-              </w:rPr>
-              <w:t xml:space="preserve">2</w:t>
-            </w:r>
-            <w:r>
-              <w:rPr>
-                <w:rFonts w:ascii="Consolas" w:cs="Consolas" w:eastAsia="맑은 고딕" w:hAnsi="Consolas"/>
-                <w:b w:val="false"/>
-                <w:bCs w:val="false"/>
-                <w:i w:val="false"/>
-                <w:iCs w:val="false"/>
-                <w:color w:val="24292F"/>
-                <w:sz w:val="17"/>
-                <w:szCs w:val="17"/>
-              </w:rPr>
-              <w:t xml:space="preserve">, </w:t>
-            </w:r>
-            <w:r>
-              <w:rPr>
-                <w:rFonts w:ascii="Consolas" w:cs="Consolas" w:eastAsia="맑은 고딕" w:hAnsi="Consolas"/>
-                <w:b w:val="false"/>
-                <w:bCs w:val="false"/>
-                <w:i w:val="false"/>
-                <w:iCs w:val="false"/>
-                <w:color w:val="098658"/>
-                <w:sz w:val="17"/>
-                <w:szCs w:val="17"/>
-              </w:rPr>
-              <w:t xml:space="preserve">5</w:t>
-            </w:r>
-            <w:r>
-              <w:rPr>
-                <w:rFonts w:ascii="Consolas" w:cs="Consolas" w:eastAsia="맑은 고딕" w:hAnsi="Consolas"/>
-                <w:b w:val="false"/>
-                <w:bCs w:val="false"/>
-                <w:i w:val="false"/>
-                <w:iCs w:val="false"/>
-                <w:color w:val="24292F"/>
-                <w:sz w:val="17"/>
-                <w:szCs w:val="17"/>
-              </w:rPr>
-              <w:t xml:space="preserve">]</w:t>
-            </w:r>
-          </w:p>
-          <w:p>
-            <w:pPr>
-              <w:spacing w:after="0" w:line="252"/>
-            </w:pPr>
-            <w:r>
-              <w:rPr>
-                <w:rFonts w:ascii="Consolas" w:cs="Consolas" w:eastAsia="맑은 고딕" w:hAnsi="Consolas"/>
-                <w:color w:val="A0A0A0"/>
-                <w:sz w:val="17"/>
-                <w:szCs w:val="17"/>
-              </w:rPr>
-              <w:t xml:space="preserve"> 6  </w:t>
-            </w:r>
-            <w:r>
-              <w:rPr>
-                <w:rFonts w:ascii="Consolas" w:cs="Consolas" w:eastAsia="맑은 고딕" w:hAnsi="Consolas"/>
-                <w:b w:val="false"/>
-                <w:bCs w:val="false"/>
-                <w:i w:val="false"/>
-                <w:iCs w:val="false"/>
-                <w:color w:val="24292F"/>
-                <w:sz w:val="17"/>
-                <w:szCs w:val="17"/>
-              </w:rPr>
-              <w:t xml:space="preserve">unique</w:t>
-            </w:r>
-            <w:r>
-              <w:rPr>
-                <w:rFonts w:ascii="Consolas" w:cs="Consolas" w:eastAsia="맑은 고딕" w:hAnsi="Consolas"/>
-                <w:b w:val="false"/>
-                <w:bCs w:val="false"/>
-                <w:i w:val="false"/>
-                <w:iCs w:val="false"/>
-                <w:color w:val="24292F"/>
-                <w:sz w:val="17"/>
-                <w:szCs w:val="17"/>
-              </w:rPr>
-              <w:t xml:space="preserve"> = </w:t>
-            </w:r>
-            <w:r>
-              <w:rPr>
-                <w:rFonts w:ascii="Consolas" w:cs="Consolas" w:eastAsia="맑은 고딕" w:hAnsi="Consolas"/>
-                <w:b w:val="false"/>
-                <w:bCs w:val="false"/>
-                <w:i w:val="false"/>
-                <w:iCs w:val="false"/>
-                <w:color w:val="795E26"/>
-                <w:sz w:val="17"/>
-                <w:szCs w:val="17"/>
-              </w:rPr>
-              <w:t xml:space="preserve">set</w:t>
-            </w:r>
-            <w:r>
-              <w:rPr>
-                <w:rFonts w:ascii="Consolas" w:cs="Consolas" w:eastAsia="맑은 고딕" w:hAnsi="Consolas"/>
-                <w:b w:val="false"/>
-                <w:bCs w:val="false"/>
-                <w:i w:val="false"/>
-                <w:iCs w:val="false"/>
-                <w:color w:val="24292F"/>
-                <w:sz w:val="17"/>
-                <w:szCs w:val="17"/>
-              </w:rPr>
-              <w:t xml:space="preserve">(</w:t>
-            </w:r>
-            <w:r>
-              <w:rPr>
-                <w:rFonts w:ascii="Consolas" w:cs="Consolas" w:eastAsia="맑은 고딕" w:hAnsi="Consolas"/>
-                <w:b w:val="false"/>
-                <w:bCs w:val="false"/>
-                <w:i w:val="false"/>
-                <w:iCs w:val="false"/>
-                <w:color w:val="24292F"/>
-                <w:sz w:val="17"/>
-                <w:szCs w:val="17"/>
-              </w:rPr>
-              <w:t xml:space="preserve">data</w:t>
-            </w:r>
-            <w:r>
-              <w:rPr>
-                <w:rFonts w:ascii="Consolas" w:cs="Consolas" w:eastAsia="맑은 고딕" w:hAnsi="Consolas"/>
-                <w:b w:val="false"/>
-                <w:bCs w:val="false"/>
-                <w:i w:val="false"/>
-                <w:iCs w:val="false"/>
-                <w:color w:val="24292F"/>
-                <w:sz w:val="17"/>
-                <w:szCs w:val="17"/>
-              </w:rPr>
-              <w:t xml:space="preserve">)               </w:t>
-            </w:r>
-            <w:r>
-              <w:rPr>
-                <w:rFonts w:ascii="Consolas" w:cs="Consolas" w:eastAsia="맑은 고딕" w:hAnsi="Consolas"/>
-                <w:b w:val="false"/>
-                <w:bCs w:val="false"/>
                 <w:i/>
                 <w:iCs/>
                 <w:color w:val="6A9955"/>
                 <w:sz w:val="17"/>
                 <w:szCs w:val="17"/>
               </w:rPr>
+              <w:t xml:space="preserve"># 리스트 → 집합으로 바꾸면 중복이 사라져요 / sorted 로 정렬된 리스트로</w:t>
+            </w:r>
+          </w:p>
+          <w:p>
+            <w:pPr>
+              <w:spacing w:after="0" w:line="252"/>
+            </w:pPr>
+            <w:r>
+              <w:rPr>
+                <w:rFonts w:ascii="Consolas" w:cs="Consolas" w:eastAsia="맑은 고딕" w:hAnsi="Consolas"/>
+                <w:color w:val="A0A0A0"/>
+                <w:sz w:val="17"/>
+                <w:szCs w:val="17"/>
+              </w:rPr>
+              <w:t xml:space="preserve"> 6  </w:t>
+            </w:r>
+            <w:r>
+              <w:rPr>
+                <w:rFonts w:ascii="Consolas" w:cs="Consolas" w:eastAsia="맑은 고딕" w:hAnsi="Consolas"/>
+                <w:b w:val="false"/>
+                <w:bCs w:val="false"/>
+                <w:i w:val="false"/>
+                <w:iCs w:val="false"/>
+                <w:color w:val="24292F"/>
+                <w:sz w:val="17"/>
+                <w:szCs w:val="17"/>
+              </w:rPr>
+              <w:t xml:space="preserve">data</w:t>
+            </w:r>
+            <w:r>
+              <w:rPr>
+                <w:rFonts w:ascii="Consolas" w:cs="Consolas" w:eastAsia="맑은 고딕" w:hAnsi="Consolas"/>
+                <w:b w:val="false"/>
+                <w:bCs w:val="false"/>
+                <w:i w:val="false"/>
+                <w:iCs w:val="false"/>
+                <w:color w:val="24292F"/>
+                <w:sz w:val="17"/>
+                <w:szCs w:val="17"/>
+              </w:rPr>
+              <w:t xml:space="preserve"> = [</w:t>
+            </w:r>
+            <w:r>
+              <w:rPr>
+                <w:rFonts w:ascii="Consolas" w:cs="Consolas" w:eastAsia="맑은 고딕" w:hAnsi="Consolas"/>
+                <w:b w:val="false"/>
+                <w:bCs w:val="false"/>
+                <w:i w:val="false"/>
+                <w:iCs w:val="false"/>
+                <w:color w:val="098658"/>
+                <w:sz w:val="17"/>
+                <w:szCs w:val="17"/>
+              </w:rPr>
+              <w:t xml:space="preserve">5</w:t>
+            </w:r>
+            <w:r>
+              <w:rPr>
+                <w:rFonts w:ascii="Consolas" w:cs="Consolas" w:eastAsia="맑은 고딕" w:hAnsi="Consolas"/>
+                <w:b w:val="false"/>
+                <w:bCs w:val="false"/>
+                <w:i w:val="false"/>
+                <w:iCs w:val="false"/>
+                <w:color w:val="24292F"/>
+                <w:sz w:val="17"/>
+                <w:szCs w:val="17"/>
+              </w:rPr>
+              <w:t xml:space="preserve">, </w:t>
+            </w:r>
+            <w:r>
+              <w:rPr>
+                <w:rFonts w:ascii="Consolas" w:cs="Consolas" w:eastAsia="맑은 고딕" w:hAnsi="Consolas"/>
+                <w:b w:val="false"/>
+                <w:bCs w:val="false"/>
+                <w:i w:val="false"/>
+                <w:iCs w:val="false"/>
+                <w:color w:val="098658"/>
+                <w:sz w:val="17"/>
+                <w:szCs w:val="17"/>
+              </w:rPr>
+              <w:t xml:space="preserve">5</w:t>
+            </w:r>
+            <w:r>
+              <w:rPr>
+                <w:rFonts w:ascii="Consolas" w:cs="Consolas" w:eastAsia="맑은 고딕" w:hAnsi="Consolas"/>
+                <w:b w:val="false"/>
+                <w:bCs w:val="false"/>
+                <w:i w:val="false"/>
+                <w:iCs w:val="false"/>
+                <w:color w:val="24292F"/>
+                <w:sz w:val="17"/>
+                <w:szCs w:val="17"/>
+              </w:rPr>
+              <w:t xml:space="preserve">, </w:t>
+            </w:r>
+            <w:r>
+              <w:rPr>
+                <w:rFonts w:ascii="Consolas" w:cs="Consolas" w:eastAsia="맑은 고딕" w:hAnsi="Consolas"/>
+                <w:b w:val="false"/>
+                <w:bCs w:val="false"/>
+                <w:i w:val="false"/>
+                <w:iCs w:val="false"/>
+                <w:color w:val="098658"/>
+                <w:sz w:val="17"/>
+                <w:szCs w:val="17"/>
+              </w:rPr>
+              <w:t xml:space="preserve">2</w:t>
+            </w:r>
+            <w:r>
+              <w:rPr>
+                <w:rFonts w:ascii="Consolas" w:cs="Consolas" w:eastAsia="맑은 고딕" w:hAnsi="Consolas"/>
+                <w:b w:val="false"/>
+                <w:bCs w:val="false"/>
+                <w:i w:val="false"/>
+                <w:iCs w:val="false"/>
+                <w:color w:val="24292F"/>
+                <w:sz w:val="17"/>
+                <w:szCs w:val="17"/>
+              </w:rPr>
+              <w:t xml:space="preserve">, </w:t>
+            </w:r>
+            <w:r>
+              <w:rPr>
+                <w:rFonts w:ascii="Consolas" w:cs="Consolas" w:eastAsia="맑은 고딕" w:hAnsi="Consolas"/>
+                <w:b w:val="false"/>
+                <w:bCs w:val="false"/>
+                <w:i w:val="false"/>
+                <w:iCs w:val="false"/>
+                <w:color w:val="098658"/>
+                <w:sz w:val="17"/>
+                <w:szCs w:val="17"/>
+              </w:rPr>
+              <w:t xml:space="preserve">8</w:t>
+            </w:r>
+            <w:r>
+              <w:rPr>
+                <w:rFonts w:ascii="Consolas" w:cs="Consolas" w:eastAsia="맑은 고딕" w:hAnsi="Consolas"/>
+                <w:b w:val="false"/>
+                <w:bCs w:val="false"/>
+                <w:i w:val="false"/>
+                <w:iCs w:val="false"/>
+                <w:color w:val="24292F"/>
+                <w:sz w:val="17"/>
+                <w:szCs w:val="17"/>
+              </w:rPr>
+              <w:t xml:space="preserve">, </w:t>
+            </w:r>
+            <w:r>
+              <w:rPr>
+                <w:rFonts w:ascii="Consolas" w:cs="Consolas" w:eastAsia="맑은 고딕" w:hAnsi="Consolas"/>
+                <w:b w:val="false"/>
+                <w:bCs w:val="false"/>
+                <w:i w:val="false"/>
+                <w:iCs w:val="false"/>
+                <w:color w:val="098658"/>
+                <w:sz w:val="17"/>
+                <w:szCs w:val="17"/>
+              </w:rPr>
+              <w:t xml:space="preserve">2</w:t>
+            </w:r>
+            <w:r>
+              <w:rPr>
+                <w:rFonts w:ascii="Consolas" w:cs="Consolas" w:eastAsia="맑은 고딕" w:hAnsi="Consolas"/>
+                <w:b w:val="false"/>
+                <w:bCs w:val="false"/>
+                <w:i w:val="false"/>
+                <w:iCs w:val="false"/>
+                <w:color w:val="24292F"/>
+                <w:sz w:val="17"/>
+                <w:szCs w:val="17"/>
+              </w:rPr>
+              <w:t xml:space="preserve">, </w:t>
+            </w:r>
+            <w:r>
+              <w:rPr>
+                <w:rFonts w:ascii="Consolas" w:cs="Consolas" w:eastAsia="맑은 고딕" w:hAnsi="Consolas"/>
+                <w:b w:val="false"/>
+                <w:bCs w:val="false"/>
+                <w:i w:val="false"/>
+                <w:iCs w:val="false"/>
+                <w:color w:val="098658"/>
+                <w:sz w:val="17"/>
+                <w:szCs w:val="17"/>
+              </w:rPr>
+              <w:t xml:space="preserve">5</w:t>
+            </w:r>
+            <w:r>
+              <w:rPr>
+                <w:rFonts w:ascii="Consolas" w:cs="Consolas" w:eastAsia="맑은 고딕" w:hAnsi="Consolas"/>
+                <w:b w:val="false"/>
+                <w:bCs w:val="false"/>
+                <w:i w:val="false"/>
+                <w:iCs w:val="false"/>
+                <w:color w:val="24292F"/>
+                <w:sz w:val="17"/>
+                <w:szCs w:val="17"/>
+              </w:rPr>
+              <w:t xml:space="preserve">]</w:t>
+            </w:r>
+          </w:p>
+          <w:p>
+            <w:pPr>
+              <w:spacing w:after="0" w:line="252"/>
+            </w:pPr>
+            <w:r>
+              <w:rPr>
+                <w:rFonts w:ascii="Consolas" w:cs="Consolas" w:eastAsia="맑은 고딕" w:hAnsi="Consolas"/>
+                <w:color w:val="A0A0A0"/>
+                <w:sz w:val="17"/>
+                <w:szCs w:val="17"/>
+              </w:rPr>
+              <w:t xml:space="preserve"> 7  </w:t>
+            </w:r>
+            <w:r>
+              <w:rPr>
+                <w:rFonts w:ascii="Consolas" w:cs="Consolas" w:eastAsia="맑은 고딕" w:hAnsi="Consolas"/>
+                <w:b w:val="false"/>
+                <w:bCs w:val="false"/>
+                <w:i w:val="false"/>
+                <w:iCs w:val="false"/>
+                <w:color w:val="24292F"/>
+                <w:sz w:val="17"/>
+                <w:szCs w:val="17"/>
+              </w:rPr>
+              <w:t xml:space="preserve">unique</w:t>
+            </w:r>
+            <w:r>
+              <w:rPr>
+                <w:rFonts w:ascii="Consolas" w:cs="Consolas" w:eastAsia="맑은 고딕" w:hAnsi="Consolas"/>
+                <w:b w:val="false"/>
+                <w:bCs w:val="false"/>
+                <w:i w:val="false"/>
+                <w:iCs w:val="false"/>
+                <w:color w:val="24292F"/>
+                <w:sz w:val="17"/>
+                <w:szCs w:val="17"/>
+              </w:rPr>
+              <w:t xml:space="preserve"> = </w:t>
+            </w:r>
+            <w:r>
+              <w:rPr>
+                <w:rFonts w:ascii="Consolas" w:cs="Consolas" w:eastAsia="맑은 고딕" w:hAnsi="Consolas"/>
+                <w:b w:val="false"/>
+                <w:bCs w:val="false"/>
+                <w:i w:val="false"/>
+                <w:iCs w:val="false"/>
+                <w:color w:val="795E26"/>
+                <w:sz w:val="17"/>
+                <w:szCs w:val="17"/>
+              </w:rPr>
+              <w:t xml:space="preserve">set</w:t>
+            </w:r>
+            <w:r>
+              <w:rPr>
+                <w:rFonts w:ascii="Consolas" w:cs="Consolas" w:eastAsia="맑은 고딕" w:hAnsi="Consolas"/>
+                <w:b w:val="false"/>
+                <w:bCs w:val="false"/>
+                <w:i w:val="false"/>
+                <w:iCs w:val="false"/>
+                <w:color w:val="24292F"/>
+                <w:sz w:val="17"/>
+                <w:szCs w:val="17"/>
+              </w:rPr>
+              <w:t xml:space="preserve">(</w:t>
+            </w:r>
+            <w:r>
+              <w:rPr>
+                <w:rFonts w:ascii="Consolas" w:cs="Consolas" w:eastAsia="맑은 고딕" w:hAnsi="Consolas"/>
+                <w:b w:val="false"/>
+                <w:bCs w:val="false"/>
+                <w:i w:val="false"/>
+                <w:iCs w:val="false"/>
+                <w:color w:val="24292F"/>
+                <w:sz w:val="17"/>
+                <w:szCs w:val="17"/>
+              </w:rPr>
+              <w:t xml:space="preserve">data</w:t>
+            </w:r>
+            <w:r>
+              <w:rPr>
+                <w:rFonts w:ascii="Consolas" w:cs="Consolas" w:eastAsia="맑은 고딕" w:hAnsi="Consolas"/>
+                <w:b w:val="false"/>
+                <w:bCs w:val="false"/>
+                <w:i w:val="false"/>
+                <w:iCs w:val="false"/>
+                <w:color w:val="24292F"/>
+                <w:sz w:val="17"/>
+                <w:szCs w:val="17"/>
+              </w:rPr>
+              <w:t xml:space="preserve">)               </w:t>
+            </w:r>
+            <w:r>
+              <w:rPr>
+                <w:rFonts w:ascii="Consolas" w:cs="Consolas" w:eastAsia="맑은 고딕" w:hAnsi="Consolas"/>
+                <w:b w:val="false"/>
+                <w:bCs w:val="false"/>
+                <w:i/>
+                <w:iCs/>
+                <w:color w:val="6A9955"/>
+                <w:sz w:val="17"/>
+                <w:szCs w:val="17"/>
+              </w:rPr>
               <w:t xml:space="preserve"># 리스트의 중복 제거</w:t>
             </w:r>
           </w:p>
@@ -12421,7 +12555,7 @@
                 <w:sz w:val="17"/>
                 <w:szCs w:val="17"/>
               </w:rPr>
-              <w:t xml:space="preserve"> 7  </w:t>
+              <w:t xml:space="preserve"> 8  </w:t>
             </w:r>
             <w:r>
               <w:rPr>
@@ -12513,7 +12647,7 @@
                 <w:sz w:val="17"/>
                 <w:szCs w:val="17"/>
               </w:rPr>
-              <w:t xml:space="preserve"> 8  </w:t>
+              <w:t xml:space="preserve"> 9  </w:t>
             </w:r>
             <w:r>
               <w:rPr>
@@ -12535,7 +12669,7 @@
                 <w:sz w:val="17"/>
                 <w:szCs w:val="17"/>
               </w:rPr>
-              <w:t xml:space="preserve"> 9  </w:t>
+              <w:t xml:space="preserve">10  </w:t>
             </w:r>
             <w:r>
               <w:rPr>
@@ -12653,7 +12787,7 @@
                 <w:sz w:val="17"/>
                 <w:szCs w:val="17"/>
               </w:rPr>
-              <w:t xml:space="preserve">10  </w:t>
+              <w:t xml:space="preserve">11  </w:t>
             </w:r>
             <w:r>
               <w:rPr>
@@ -12771,7 +12905,34 @@
                 <w:sz w:val="17"/>
                 <w:szCs w:val="17"/>
               </w:rPr>
-              <w:t xml:space="preserve">11  </w:t>
+              <w:t xml:space="preserve">12  </w:t>
+            </w:r>
+            <w:r>
+              <w:rPr>
+                <w:rFonts w:ascii="Consolas" w:cs="Consolas" w:eastAsia="맑은 고딕" w:hAnsi="Consolas"/>
+                <w:b w:val="false"/>
+                <w:bCs w:val="false"/>
+                <w:i/>
+                <w:iCs/>
+                <w:color w:val="6A9955"/>
+                <w:sz w:val="17"/>
+                <w:szCs w:val="17"/>
+              </w:rPr>
+              <w:t xml:space="preserve"># &amp; 교집합(둘 다 있는 것), | 합집합(어느 한쪽이라도), - 차집합(a 에만 있는 것)</w:t>
+            </w:r>
+          </w:p>
+          <w:p>
+            <w:pPr>
+              <w:spacing w:after="0" w:line="252"/>
+            </w:pPr>
+            <w:r>
+              <w:rPr>
+                <w:rFonts w:ascii="Consolas" w:cs="Consolas" w:eastAsia="맑은 고딕" w:hAnsi="Consolas"/>
+                <w:color w:val="A0A0A0"/>
+                <w:sz w:val="17"/>
+                <w:szCs w:val="17"/>
+              </w:rPr>
+              <w:t xml:space="preserve">13  </w:t>
             </w:r>
             <w:r>
               <w:rPr>
@@ -12915,7 +13076,7 @@
                 <w:sz w:val="17"/>
                 <w:szCs w:val="17"/>
               </w:rPr>
-              <w:t xml:space="preserve">12  </w:t>
+              <w:t xml:space="preserve">14  </w:t>
             </w:r>
             <w:r>
               <w:rPr>
@@ -13059,7 +13220,7 @@
                 <w:sz w:val="17"/>
                 <w:szCs w:val="17"/>
               </w:rPr>
-              <w:t xml:space="preserve">13  </w:t>
+              <w:t xml:space="preserve">15  </w:t>
             </w:r>
             <w:r>
               <w:rPr>
@@ -13203,7 +13364,7 @@
                 <w:sz w:val="17"/>
                 <w:szCs w:val="17"/>
               </w:rPr>
-              <w:t xml:space="preserve">14  </w:t>
+              <w:t xml:space="preserve">16  </w:t>
             </w:r>
             <w:r>
               <w:rPr>
@@ -13225,7 +13386,34 @@
                 <w:sz w:val="17"/>
                 <w:szCs w:val="17"/>
               </w:rPr>
-              <w:t xml:space="preserve">15  </w:t>
+              <w:t xml:space="preserve">17  </w:t>
+            </w:r>
+            <w:r>
+              <w:rPr>
+                <w:rFonts w:ascii="Consolas" w:cs="Consolas" w:eastAsia="맑은 고딕" w:hAnsi="Consolas"/>
+                <w:b w:val="false"/>
+                <w:bCs w:val="false"/>
+                <w:i/>
+                <w:iCs/>
+                <w:color w:val="6A9955"/>
+                <w:sz w:val="17"/>
+                <w:szCs w:val="17"/>
+              </w:rPr>
+              <w:t xml:space="preserve"># add: 추가 / discard: 삭제 (없는 값이어도 오류 없음)</w:t>
+            </w:r>
+          </w:p>
+          <w:p>
+            <w:pPr>
+              <w:spacing w:after="0" w:line="252"/>
+            </w:pPr>
+            <w:r>
+              <w:rPr>
+                <w:rFonts w:ascii="Consolas" w:cs="Consolas" w:eastAsia="맑은 고딕" w:hAnsi="Consolas"/>
+                <w:color w:val="A0A0A0"/>
+                <w:sz w:val="17"/>
+                <w:szCs w:val="17"/>
+              </w:rPr>
+              <w:t xml:space="preserve">18  </w:t>
             </w:r>
             <w:r>
               <w:rPr>
@@ -13317,7 +13505,7 @@
                 <w:sz w:val="17"/>
                 <w:szCs w:val="17"/>
               </w:rPr>
-              <w:t xml:space="preserve">16  </w:t>
+              <w:t xml:space="preserve">19  </w:t>
             </w:r>
             <w:r>
               <w:rPr>
@@ -13409,7 +13597,7 @@
                 <w:sz w:val="17"/>
                 <w:szCs w:val="17"/>
               </w:rPr>
-              <w:t xml:space="preserve">17  </w:t>
+              <w:t xml:space="preserve">20  </w:t>
             </w:r>
             <w:r>
               <w:rPr>
@@ -13775,7 +13963,7 @@
                 <w:sz w:val="19"/>
                 <w:szCs w:val="19"/>
               </w:rPr>
-              <w:t xml:space="preserve">6</w:t>
+              <w:t xml:space="preserve">7</w:t>
             </w:r>
           </w:p>
         </w:tc>
@@ -13877,7 +14065,7 @@
                 <w:sz w:val="19"/>
                 <w:szCs w:val="19"/>
               </w:rPr>
-              <w:t xml:space="preserve">7</w:t>
+              <w:t xml:space="preserve">8</w:t>
             </w:r>
           </w:p>
         </w:tc>
@@ -13979,7 +14167,7 @@
                 <w:sz w:val="19"/>
                 <w:szCs w:val="19"/>
               </w:rPr>
-              <w:t xml:space="preserve">11</w:t>
+              <w:t xml:space="preserve">13</w:t>
             </w:r>
           </w:p>
         </w:tc>
@@ -14091,7 +14279,7 @@
                 <w:sz w:val="19"/>
                 <w:szCs w:val="19"/>
               </w:rPr>
-              <w:t xml:space="preserve">12</w:t>
+              <w:t xml:space="preserve">14</w:t>
             </w:r>
           </w:p>
         </w:tc>
@@ -14203,7 +14391,7 @@
                 <w:sz w:val="19"/>
                 <w:szCs w:val="19"/>
               </w:rPr>
-              <w:t xml:space="preserve">13</w:t>
+              <w:t xml:space="preserve">15</w:t>
             </w:r>
           </w:p>
         </w:tc>
@@ -14315,7 +14503,7 @@
                 <w:sz w:val="19"/>
                 <w:szCs w:val="19"/>
               </w:rPr>
-              <w:t xml:space="preserve">16</w:t>
+              <w:t xml:space="preserve">19</w:t>
             </w:r>
           </w:p>
         </w:tc>
